--- a/Workshops/Workshop 2 - Data vis/Workshop-2---Data-visualisation.docx
+++ b/Workshops/Workshop 2 - Data vis/Workshop-2---Data-visualisation.docx
@@ -71,7 +71,7 @@
         <w:t xml:space="preserve"> </w:t>
       </w:r>
       <w:r>
-        <w:t xml:space="preserve">2024-09-17</w:t>
+        <w:t xml:space="preserve">2025-08-22</w:t>
       </w:r>
     </w:p>
     <w:sdt>
@@ -473,7 +473,60 @@
     </w:p>
     <w:p>
       <w:pPr>
-        <w:pStyle w:val="BodyText"/>
+        <w:pStyle w:val="BlockText"/>
+      </w:pPr>
+      <w:r>
+        <w:t xml:space="preserve">R sessions sometimes reopen with objects from earlier work, including hidden ones (often because you clicked</w:t>
+      </w:r>
+      <w:r>
+        <w:t xml:space="preserve"> </w:t>
+      </w:r>
+      <w:r>
+        <w:t xml:space="preserve">“</w:t>
+      </w:r>
+      <w:r>
+        <w:t xml:space="preserve">save workspace</w:t>
+      </w:r>
+      <w:r>
+        <w:t xml:space="preserve">”</w:t>
+      </w:r>
+      <w:r>
+        <w:t xml:space="preserve"> </w:t>
+      </w:r>
+      <w:r>
+        <w:t xml:space="preserve">when you quit RStudio). Left over data or functions can cause headaches and confusion, so if you think this might be affecting you, then you can begin by clearing your global environment by running:</w:t>
+      </w:r>
+    </w:p>
+    <w:p>
+      <w:pPr>
+        <w:pStyle w:val="BlockText"/>
+      </w:pPr>
+      <w:r>
+        <w:rPr>
+          <w:rStyle w:val="VerbatimChar"/>
+        </w:rPr>
+        <w:t xml:space="preserve">rm(list = ls())</w:t>
+      </w:r>
+    </w:p>
+    <w:p>
+      <w:pPr>
+        <w:pStyle w:val="BlockText"/>
+      </w:pPr>
+      <w:r>
+        <w:t xml:space="preserve">This removes all objects in the global environment (but not hidden ones). It does not delete any files, so don’t worry about loosing any of your work.</w:t>
+      </w:r>
+    </w:p>
+    <w:p>
+      <w:pPr>
+        <w:pStyle w:val="BlockText"/>
+      </w:pPr>
+      <w:r>
+        <w:t xml:space="preserve">Alternatively, in RStudio you can do the same from the Environment pane by clicking the broom icon (Clear All).</w:t>
+      </w:r>
+    </w:p>
+    <w:p>
+      <w:pPr>
+        <w:pStyle w:val="FirstParagraph"/>
       </w:pPr>
       <w:r>
         <w:t xml:space="preserve">Start by downloading the data from today’s practical folder, called</w:t>
@@ -1217,46 +1270,34 @@
     </w:p>
     <w:p>
       <w:pPr>
-        <w:numPr>
-          <w:ilvl w:val="0"/>
-          <w:numId w:val="1003"/>
-        </w:numPr>
-      </w:pPr>
-      <w:r>
-        <w:t xml:space="preserve">What variables do we have available to us?</w:t>
-      </w:r>
-    </w:p>
-    <w:p>
-      <w:pPr>
-        <w:numPr>
-          <w:ilvl w:val="0"/>
-          <w:numId w:val="1003"/>
-        </w:numPr>
-      </w:pPr>
-      <w:r>
-        <w:t xml:space="preserve">How many observations/samples do we have?</w:t>
-      </w:r>
-    </w:p>
-    <w:p>
-      <w:pPr>
-        <w:numPr>
-          <w:ilvl w:val="0"/>
-          <w:numId w:val="1003"/>
-        </w:numPr>
-      </w:pPr>
-      <w:r>
-        <w:t xml:space="preserve">Is the relationship between boto length and number of drought years likely to be positive, neutral, or negative?</w:t>
-      </w:r>
-    </w:p>
-    <w:p>
-      <w:pPr>
-        <w:numPr>
-          <w:ilvl w:val="0"/>
-          <w:numId w:val="1003"/>
-        </w:numPr>
-      </w:pPr>
-      <w:r>
-        <w:t xml:space="preserve">What range of lengths do boto dolphins reach at maturity?</w:t>
+        <w:pStyle w:val="FirstParagraph"/>
+      </w:pPr>
+      <w:r>
+        <w:t xml:space="preserve">Question 1. What variables do we have available to us?</w:t>
+      </w:r>
+    </w:p>
+    <w:p>
+      <w:pPr>
+        <w:pStyle w:val="BodyText"/>
+      </w:pPr>
+      <w:r>
+        <w:t xml:space="preserve">Question 2. How many observations/samples do we have?</w:t>
+      </w:r>
+    </w:p>
+    <w:p>
+      <w:pPr>
+        <w:pStyle w:val="BodyText"/>
+      </w:pPr>
+      <w:r>
+        <w:t xml:space="preserve">Question 3. Is the relationship between boto length and number of drought years likely to be positive, neutral, or negative?</w:t>
+      </w:r>
+    </w:p>
+    <w:p>
+      <w:pPr>
+        <w:pStyle w:val="BodyText"/>
+      </w:pPr>
+      <w:r>
+        <w:t xml:space="preserve">Question 4. What range of lengths do boto dolphins reach at maturity?</w:t>
       </w:r>
     </w:p>
     <w:bookmarkEnd w:id="33"/>
@@ -2397,14 +2438,10 @@
     </w:p>
     <w:p>
       <w:pPr>
-        <w:numPr>
-          <w:ilvl w:val="0"/>
-          <w:numId w:val="1004"/>
-        </w:numPr>
-        <w:pStyle w:val="Compact"/>
-      </w:pPr>
-      <w:r>
-        <w:t xml:space="preserve">What’s wrong with the following code?</w:t>
+        <w:pStyle w:val="BodyText"/>
+      </w:pPr>
+      <w:r>
+        <w:t xml:space="preserve">Question 1. What’s wrong with the following code?</w:t>
       </w:r>
     </w:p>
     <w:p>
@@ -2537,14 +2574,10 @@
     </w:p>
     <w:p>
       <w:pPr>
-        <w:numPr>
-          <w:ilvl w:val="0"/>
-          <w:numId w:val="1005"/>
-        </w:numPr>
-        <w:pStyle w:val="Compact"/>
-      </w:pPr>
-      <w:r>
-        <w:t xml:space="preserve">Find the error in this code:</w:t>
+        <w:pStyle w:val="FirstParagraph"/>
+      </w:pPr>
+      <w:r>
+        <w:t xml:space="preserve">Question 2. Find the error in this code:</w:t>
       </w:r>
     </w:p>
     <w:p>
@@ -2629,14 +2662,10 @@
     </w:p>
     <w:p>
       <w:pPr>
-        <w:numPr>
-          <w:ilvl w:val="0"/>
-          <w:numId w:val="1006"/>
-        </w:numPr>
-        <w:pStyle w:val="Compact"/>
-      </w:pPr>
-      <w:r>
-        <w:t xml:space="preserve">Find the error in this code:</w:t>
+        <w:pStyle w:val="FirstParagraph"/>
+      </w:pPr>
+      <w:r>
+        <w:t xml:space="preserve">Question 3. Find the error in this code:</w:t>
       </w:r>
     </w:p>
     <w:p>
@@ -2721,14 +2750,10 @@
     </w:p>
     <w:p>
       <w:pPr>
-        <w:numPr>
-          <w:ilvl w:val="0"/>
-          <w:numId w:val="1007"/>
-        </w:numPr>
-        <w:pStyle w:val="Compact"/>
-      </w:pPr>
-      <w:r>
-        <w:t xml:space="preserve">If I wanted to produce a histogram of boto lengths, what should my code look like? (If you’re stuck, try typing</w:t>
+        <w:pStyle w:val="FirstParagraph"/>
+      </w:pPr>
+      <w:r>
+        <w:t xml:space="preserve">Question 4. If I wanted to produce a histogram of boto lengths, what should my code look like? (If you’re stuck, try typing</w:t>
       </w:r>
       <w:r>
         <w:t xml:space="preserve"> </w:t>
@@ -2759,6 +2784,30 @@
       </w:r>
       <w:r>
         <w:t xml:space="preserve">into your script and wait for RStudio to give you a pop-up autocomplete prompt, or just do a quick google).</w:t>
+      </w:r>
+    </w:p>
+    <w:p>
+      <w:pPr>
+        <w:pStyle w:val="BodyText"/>
+      </w:pPr>
+      <w:r>
+        <w:t xml:space="preserve">Question 5. From the boxplot you produced earlier, what information helps you see how symmetrical the distribution is for dolphins lengths for females and males?</w:t>
+      </w:r>
+    </w:p>
+    <w:p>
+      <w:pPr>
+        <w:pStyle w:val="BodyText"/>
+      </w:pPr>
+      <w:r>
+        <w:t xml:space="preserve">Question 6. What is the difference between the interquartile range in the boxplot and the range?</w:t>
+      </w:r>
+    </w:p>
+    <w:p>
+      <w:pPr>
+        <w:pStyle w:val="BodyText"/>
+      </w:pPr>
+      <w:r>
+        <w:t xml:space="preserve">Question 7. What is the difference between the interquartile range and variance?</w:t>
       </w:r>
     </w:p>
     <w:bookmarkEnd w:id="47"/>
@@ -3014,7 +3063,7 @@
               <a:graphicData uri="http://schemas.openxmlformats.org/drawingml/2006/picture">
                 <pic:pic>
                   <pic:nvPicPr>
-                    <pic:cNvPr descr="Workshop-2---Data-visualisation_files/figure-docx/unnamed-chunk-23-1.png" id="51" name="Picture"/>
+                    <pic:cNvPr descr="Workshop-2---Data-visualisation_files/figure-docx/unnamed-chunk-26-1.png" id="51" name="Picture"/>
                     <pic:cNvPicPr>
                       <a:picLocks noChangeArrowheads="1" noChangeAspect="1"/>
                     </pic:cNvPicPr>
@@ -3277,7 +3326,7 @@
               <a:graphicData uri="http://schemas.openxmlformats.org/drawingml/2006/picture">
                 <pic:pic>
                   <pic:nvPicPr>
-                    <pic:cNvPr descr="Workshop-2---Data-visualisation_files/figure-docx/unnamed-chunk-24-1.png" id="54" name="Picture"/>
+                    <pic:cNvPr descr="Workshop-2---Data-visualisation_files/figure-docx/unnamed-chunk-27-1.png" id="54" name="Picture"/>
                     <pic:cNvPicPr>
                       <a:picLocks noChangeArrowheads="1" noChangeAspect="1"/>
                     </pic:cNvPicPr>
@@ -3667,7 +3716,7 @@
               <a:graphicData uri="http://schemas.openxmlformats.org/drawingml/2006/picture">
                 <pic:pic>
                   <pic:nvPicPr>
-                    <pic:cNvPr descr="Workshop-2---Data-visualisation_files/figure-docx/unnamed-chunk-25-1.png" id="57" name="Picture"/>
+                    <pic:cNvPr descr="Workshop-2---Data-visualisation_files/figure-docx/unnamed-chunk-28-1.png" id="57" name="Picture"/>
                     <pic:cNvPicPr>
                       <a:picLocks noChangeArrowheads="1" noChangeAspect="1"/>
                     </pic:cNvPicPr>
@@ -4168,7 +4217,7 @@
               <a:graphicData uri="http://schemas.openxmlformats.org/drawingml/2006/picture">
                 <pic:pic>
                   <pic:nvPicPr>
-                    <pic:cNvPr descr="Workshop-2---Data-visualisation_files/figure-docx/unnamed-chunk-26-1.png" id="60" name="Picture"/>
+                    <pic:cNvPr descr="Workshop-2---Data-visualisation_files/figure-docx/unnamed-chunk-29-1.png" id="60" name="Picture"/>
                     <pic:cNvPicPr>
                       <a:picLocks noChangeArrowheads="1" noChangeAspect="1"/>
                     </pic:cNvPicPr>
@@ -4212,35 +4261,26 @@
     </w:p>
     <w:p>
       <w:pPr>
-        <w:numPr>
-          <w:ilvl w:val="0"/>
-          <w:numId w:val="1008"/>
-        </w:numPr>
-      </w:pPr>
-      <w:r>
-        <w:t xml:space="preserve">Imagine a line drawn through females and males in the faceted figure. Do you think they would have the same slope?</w:t>
-      </w:r>
-    </w:p>
-    <w:p>
-      <w:pPr>
-        <w:numPr>
-          <w:ilvl w:val="0"/>
-          <w:numId w:val="1008"/>
-        </w:numPr>
-      </w:pPr>
-      <w:r>
-        <w:t xml:space="preserve">Depending on your answer to 1., do you think this might violate any of our assumptions?</w:t>
-      </w:r>
-    </w:p>
-    <w:p>
-      <w:pPr>
-        <w:numPr>
-          <w:ilvl w:val="0"/>
-          <w:numId w:val="1008"/>
-        </w:numPr>
-      </w:pPr>
-      <w:r>
-        <w:t xml:space="preserve">Remember that data visualisation can be used for Exploratory Data Analysis to identify if there is anything weird in the data. Having now produced a set of figures exploring the data, do you see anything</w:t>
+        <w:pStyle w:val="FirstParagraph"/>
+      </w:pPr>
+      <w:r>
+        <w:t xml:space="preserve">Question 1. Imagine a line drawn through females and males in the faceted figure. Do you think they would have the same slope?</w:t>
+      </w:r>
+    </w:p>
+    <w:p>
+      <w:pPr>
+        <w:pStyle w:val="BodyText"/>
+      </w:pPr>
+      <w:r>
+        <w:t xml:space="preserve">Question 2. Depending on your answer to 1., do you think this might violate any of our assumptions?</w:t>
+      </w:r>
+    </w:p>
+    <w:p>
+      <w:pPr>
+        <w:pStyle w:val="BodyText"/>
+      </w:pPr>
+      <w:r>
+        <w:t xml:space="preserve">Question 3. Remember that data visualisation can be used for Exploratory Data Analysis to identify if there is anything weird in the data. Having now produced a set of figures exploring the data, do you see anything</w:t>
       </w:r>
       <w:r>
         <w:t xml:space="preserve"> </w:t>
@@ -4479,7 +4519,7 @@
               <a:graphicData uri="http://schemas.openxmlformats.org/drawingml/2006/picture">
                 <pic:pic>
                   <pic:nvPicPr>
-                    <pic:cNvPr descr="Workshop-2---Data-visualisation_files/figure-docx/unnamed-chunk-30-1.png" id="66" name="Picture"/>
+                    <pic:cNvPr descr="Workshop-2---Data-visualisation_files/figure-docx/unnamed-chunk-33-1.png" id="66" name="Picture"/>
                     <pic:cNvPicPr>
                       <a:picLocks noChangeArrowheads="1" noChangeAspect="1"/>
                     </pic:cNvPicPr>
@@ -4513,13 +4553,1373 @@
       </w:r>
     </w:p>
     <w:bookmarkEnd w:id="67"/>
-    <w:bookmarkStart w:id="71" w:name="the-good-and-the-bad"/>
+    <w:bookmarkStart w:id="82" w:name="interpretation-of-commmon-graphs"/>
     <w:p>
       <w:pPr>
         <w:pStyle w:val="Heading1"/>
       </w:pPr>
       <w:r>
-        <w:t xml:space="preserve">The good and the bad</w:t>
+        <w:t xml:space="preserve">Interpretation of Commmon Graphs</w:t>
+      </w:r>
+    </w:p>
+    <w:p>
+      <w:pPr>
+        <w:pStyle w:val="FirstParagraph"/>
+      </w:pPr>
+      <w:r>
+        <w:t xml:space="preserve">Scatterplots, histograms, density plots, boxplots and violin plots are commonly used for EDA. Each type of plot has its own particular strengths for exploring certain aspects of a dataset. Consequently, it is important to understand how to interpret these common plots. We will highlight some features and elements here but be sure that you are confident about how to interpret all of the plots that you produce in the workshops. We assume you are comfortable interpreting scatterplots and boxplots at this point (but feel free to ask if you need a reminder), but it’s worth taking a second to talk about histograms and density plots.</w:t>
+      </w:r>
+    </w:p>
+    <w:bookmarkStart w:id="74" w:name="histograms"/>
+    <w:p>
+      <w:pPr>
+        <w:pStyle w:val="Heading2"/>
+      </w:pPr>
+      <w:r>
+        <w:t xml:space="preserve">Histograms</w:t>
+      </w:r>
+    </w:p>
+    <w:p>
+      <w:pPr>
+        <w:pStyle w:val="FirstParagraph"/>
+      </w:pPr>
+      <w:r>
+        <w:t xml:space="preserve">Frequency histograms are useful for visualising the distribution of data. The histogram represents the number of observations (count or frequency) per interval (or</w:t>
+      </w:r>
+      <w:r>
+        <w:t xml:space="preserve"> </w:t>
+      </w:r>
+      <w:r>
+        <w:t xml:space="preserve">“</w:t>
+      </w:r>
+      <w:r>
+        <w:t xml:space="preserve">bin</w:t>
+      </w:r>
+      <w:r>
+        <w:t xml:space="preserve">”</w:t>
+      </w:r>
+      <w:r>
+        <w:t xml:space="preserve">) of the variable. Earlier in the workshop you produced a violin plot comparing boto dolphin body lengths for male and female dolphins. You may have noted that the shapes of the violins (i.e., density plots) for the two sexes were different, female was like a vase, wider at the base than in the middle or top, whereas the male group was wider at the top than the base and had less curvy sides. The shape of the density plot in the violin reflects a smoothed version of a histogram. In a frequency histogram, we can also see these patterns.</w:t>
+      </w:r>
+    </w:p>
+    <w:p>
+      <w:pPr>
+        <w:pStyle w:val="BodyText"/>
+      </w:pPr>
+      <w:r>
+        <w:t xml:space="preserve">Create a histogram using the boto length data (you did this in Question Set Two, Question 4). We can improve the appearance of the graph by adding outlines to the bars, adding labels for the axes.</w:t>
+      </w:r>
+    </w:p>
+    <w:p>
+      <w:pPr>
+        <w:pStyle w:val="SourceCode"/>
+      </w:pPr>
+      <w:r>
+        <w:rPr>
+          <w:rStyle w:val="FunctionTok"/>
+        </w:rPr>
+        <w:t xml:space="preserve">ggplot</w:t>
+      </w:r>
+      <w:r>
+        <w:rPr>
+          <w:rStyle w:val="NormalTok"/>
+        </w:rPr>
+        <w:t xml:space="preserve">(boto) </w:t>
+      </w:r>
+      <w:r>
+        <w:rPr>
+          <w:rStyle w:val="SpecialCharTok"/>
+        </w:rPr>
+        <w:t xml:space="preserve">+</w:t>
+      </w:r>
+      <w:r>
+        <w:br/>
+      </w:r>
+      <w:r>
+        <w:rPr>
+          <w:rStyle w:val="NormalTok"/>
+        </w:rPr>
+        <w:t xml:space="preserve">  </w:t>
+      </w:r>
+      <w:r>
+        <w:rPr>
+          <w:rStyle w:val="FunctionTok"/>
+        </w:rPr>
+        <w:t xml:space="preserve">geom_histogram</w:t>
+      </w:r>
+      <w:r>
+        <w:rPr>
+          <w:rStyle w:val="NormalTok"/>
+        </w:rPr>
+        <w:t xml:space="preserve">(</w:t>
+      </w:r>
+      <w:r>
+        <w:rPr>
+          <w:rStyle w:val="FunctionTok"/>
+        </w:rPr>
+        <w:t xml:space="preserve">aes</w:t>
+      </w:r>
+      <w:r>
+        <w:rPr>
+          <w:rStyle w:val="NormalTok"/>
+        </w:rPr>
+        <w:t xml:space="preserve">(</w:t>
+      </w:r>
+      <w:r>
+        <w:rPr>
+          <w:rStyle w:val="AttributeTok"/>
+        </w:rPr>
+        <w:t xml:space="preserve">x =</w:t>
+      </w:r>
+      <w:r>
+        <w:rPr>
+          <w:rStyle w:val="NormalTok"/>
+        </w:rPr>
+        <w:t xml:space="preserve"> length), </w:t>
+      </w:r>
+      <w:r>
+        <w:br/>
+      </w:r>
+      <w:r>
+        <w:rPr>
+          <w:rStyle w:val="NormalTok"/>
+        </w:rPr>
+        <w:t xml:space="preserve">                 </w:t>
+      </w:r>
+      <w:r>
+        <w:rPr>
+          <w:rStyle w:val="AttributeTok"/>
+        </w:rPr>
+        <w:t xml:space="preserve">colour =</w:t>
+      </w:r>
+      <w:r>
+        <w:rPr>
+          <w:rStyle w:val="NormalTok"/>
+        </w:rPr>
+        <w:t xml:space="preserve"> </w:t>
+      </w:r>
+      <w:r>
+        <w:rPr>
+          <w:rStyle w:val="StringTok"/>
+        </w:rPr>
+        <w:t xml:space="preserve">"white"</w:t>
+      </w:r>
+      <w:r>
+        <w:rPr>
+          <w:rStyle w:val="NormalTok"/>
+        </w:rPr>
+        <w:t xml:space="preserve">) </w:t>
+      </w:r>
+      <w:r>
+        <w:rPr>
+          <w:rStyle w:val="SpecialCharTok"/>
+        </w:rPr>
+        <w:t xml:space="preserve">+</w:t>
+      </w:r>
+      <w:r>
+        <w:br/>
+      </w:r>
+      <w:r>
+        <w:rPr>
+          <w:rStyle w:val="NormalTok"/>
+        </w:rPr>
+        <w:t xml:space="preserve">  </w:t>
+      </w:r>
+      <w:r>
+        <w:rPr>
+          <w:rStyle w:val="FunctionTok"/>
+        </w:rPr>
+        <w:t xml:space="preserve">labs</w:t>
+      </w:r>
+      <w:r>
+        <w:rPr>
+          <w:rStyle w:val="NormalTok"/>
+        </w:rPr>
+        <w:t xml:space="preserve">(</w:t>
+      </w:r>
+      <w:r>
+        <w:rPr>
+          <w:rStyle w:val="AttributeTok"/>
+        </w:rPr>
+        <w:t xml:space="preserve">x =</w:t>
+      </w:r>
+      <w:r>
+        <w:rPr>
+          <w:rStyle w:val="NormalTok"/>
+        </w:rPr>
+        <w:t xml:space="preserve"> </w:t>
+      </w:r>
+      <w:r>
+        <w:rPr>
+          <w:rStyle w:val="StringTok"/>
+        </w:rPr>
+        <w:t xml:space="preserve">"Boto dolphin length"</w:t>
+      </w:r>
+      <w:r>
+        <w:rPr>
+          <w:rStyle w:val="NormalTok"/>
+        </w:rPr>
+        <w:t xml:space="preserve">,</w:t>
+      </w:r>
+      <w:r>
+        <w:br/>
+      </w:r>
+      <w:r>
+        <w:rPr>
+          <w:rStyle w:val="NormalTok"/>
+        </w:rPr>
+        <w:t xml:space="preserve">       </w:t>
+      </w:r>
+      <w:r>
+        <w:rPr>
+          <w:rStyle w:val="AttributeTok"/>
+        </w:rPr>
+        <w:t xml:space="preserve">y =</w:t>
+      </w:r>
+      <w:r>
+        <w:rPr>
+          <w:rStyle w:val="NormalTok"/>
+        </w:rPr>
+        <w:t xml:space="preserve"> </w:t>
+      </w:r>
+      <w:r>
+        <w:rPr>
+          <w:rStyle w:val="StringTok"/>
+        </w:rPr>
+        <w:t xml:space="preserve">"Frequency"</w:t>
+      </w:r>
+      <w:r>
+        <w:rPr>
+          <w:rStyle w:val="NormalTok"/>
+        </w:rPr>
+        <w:t xml:space="preserve">)</w:t>
+      </w:r>
+    </w:p>
+    <w:p>
+      <w:pPr>
+        <w:pStyle w:val="SourceCode"/>
+      </w:pPr>
+      <w:r>
+        <w:rPr>
+          <w:rStyle w:val="VerbatimChar"/>
+        </w:rPr>
+        <w:t xml:space="preserve">## `stat_bin()` using `bins = 30`. Pick better value with `binwidth`.</w:t>
+      </w:r>
+    </w:p>
+    <w:p>
+      <w:pPr>
+        <w:pStyle w:val="FirstParagraph"/>
+      </w:pPr>
+      <w:r>
+        <w:drawing>
+          <wp:inline>
+            <wp:extent cx="4620126" cy="3696101"/>
+            <wp:effectExtent b="0" l="0" r="0" t="0"/>
+            <wp:docPr descr="" title="" id="69" name="Picture"/>
+            <a:graphic>
+              <a:graphicData uri="http://schemas.openxmlformats.org/drawingml/2006/picture">
+                <pic:pic>
+                  <pic:nvPicPr>
+                    <pic:cNvPr descr="Workshop-2---Data-visualisation_files/figure-docx/unnamed-chunk-34-1.png" id="70" name="Picture"/>
+                    <pic:cNvPicPr>
+                      <a:picLocks noChangeArrowheads="1" noChangeAspect="1"/>
+                    </pic:cNvPicPr>
+                  </pic:nvPicPr>
+                  <pic:blipFill>
+                    <a:blip r:embed="rId68"/>
+                    <a:stretch>
+                      <a:fillRect/>
+                    </a:stretch>
+                  </pic:blipFill>
+                  <pic:spPr bwMode="auto">
+                    <a:xfrm>
+                      <a:off x="0" y="0"/>
+                      <a:ext cx="4620126" cy="3696101"/>
+                    </a:xfrm>
+                    <a:prstGeom prst="rect">
+                      <a:avLst/>
+                    </a:prstGeom>
+                    <a:noFill/>
+                    <a:ln w="9525">
+                      <a:noFill/>
+                      <a:headEnd/>
+                      <a:tailEnd/>
+                    </a:ln>
+                  </pic:spPr>
+                </pic:pic>
+              </a:graphicData>
+            </a:graphic>
+          </wp:inline>
+        </w:drawing>
+      </w:r>
+    </w:p>
+    <w:p>
+      <w:pPr>
+        <w:pStyle w:val="BodyText"/>
+      </w:pPr>
+      <w:r>
+        <w:t xml:space="preserve">From the plot, it is relatively easy to see how many dolphins are in each bin but is it not so easy to see what lengths of dolphin are represented by each bin. In</w:t>
+      </w:r>
+      <w:r>
+        <w:t xml:space="preserve"> </w:t>
+      </w:r>
+      <w:r>
+        <w:rPr>
+          <w:rStyle w:val="VerbatimChar"/>
+        </w:rPr>
+        <w:t xml:space="preserve">ggplot2</w:t>
+      </w:r>
+      <w:r>
+        <w:t xml:space="preserve">, the default bin width is 30. That means that ggplot is dividing the range of the x variable (in this case length) into 30 bins of equal width (</w:t>
+      </w:r>
+      <m:oMath>
+        <m:r>
+          <m:rPr>
+            <m:nor/>
+            <m:sty m:val="p"/>
+          </m:rPr>
+          <m:t>binwidth</m:t>
+        </m:r>
+        <m:r>
+          <m:rPr>
+            <m:sty m:val="p"/>
+          </m:rPr>
+          <m:t>=</m:t>
+        </m:r>
+        <m:f>
+          <m:fPr>
+            <m:type m:val="bar"/>
+          </m:fPr>
+          <m:num>
+            <m:r>
+              <m:t>m</m:t>
+            </m:r>
+            <m:r>
+              <m:t>a</m:t>
+            </m:r>
+            <m:r>
+              <m:t>x</m:t>
+            </m:r>
+            <m:d>
+              <m:dPr>
+                <m:begChr m:val="("/>
+                <m:endChr m:val=")"/>
+                <m:sepChr m:val=""/>
+                <m:grow/>
+              </m:dPr>
+              <m:e>
+                <m:r>
+                  <m:t>x</m:t>
+                </m:r>
+              </m:e>
+            </m:d>
+            <m:r>
+              <m:rPr>
+                <m:sty m:val="p"/>
+              </m:rPr>
+              <m:t>−</m:t>
+            </m:r>
+            <m:r>
+              <m:t>m</m:t>
+            </m:r>
+            <m:r>
+              <m:t>i</m:t>
+            </m:r>
+            <m:r>
+              <m:t>n</m:t>
+            </m:r>
+            <m:d>
+              <m:dPr>
+                <m:begChr m:val="("/>
+                <m:endChr m:val=")"/>
+                <m:sepChr m:val=""/>
+                <m:grow/>
+              </m:dPr>
+              <m:e>
+                <m:r>
+                  <m:t>x</m:t>
+                </m:r>
+              </m:e>
+            </m:d>
+          </m:num>
+          <m:den>
+            <m:r>
+              <m:t>30</m:t>
+            </m:r>
+          </m:den>
+        </m:f>
+      </m:oMath>
+      <w:r>
+        <w:t xml:space="preserve">). The default binwidth for the full boto length data can be calculated (</w:t>
+      </w:r>
+      <w:r>
+        <w:rPr>
+          <w:rStyle w:val="VerbatimChar"/>
+        </w:rPr>
+        <w:t xml:space="preserve">diff(range(boto$length))/30</w:t>
+      </w:r>
+      <w:r>
+        <w:t xml:space="preserve"> </w:t>
+      </w:r>
+      <w:r>
+        <w:t xml:space="preserve">= 2.27). There is no ideal bin width but usually one sets a bin width to provide a reasonably smooth presentation of the distribution, and so that there are not too many bins with only a single observation. You can set the bin width manually by adding an additional argument,</w:t>
+      </w:r>
+      <w:r>
+        <w:t xml:space="preserve"> </w:t>
+      </w:r>
+      <w:r>
+        <w:rPr>
+          <w:rStyle w:val="VerbatimChar"/>
+        </w:rPr>
+        <w:t xml:space="preserve">binwidth</w:t>
+      </w:r>
+      <w:r>
+        <w:t xml:space="preserve"> </w:t>
+      </w:r>
+      <w:r>
+        <w:t xml:space="preserve">to the</w:t>
+      </w:r>
+      <w:r>
+        <w:t xml:space="preserve"> </w:t>
+      </w:r>
+      <w:r>
+        <w:rPr>
+          <w:rStyle w:val="VerbatimChar"/>
+        </w:rPr>
+        <w:t xml:space="preserve">geom_histogram()</w:t>
+      </w:r>
+      <w:r>
+        <w:t xml:space="preserve"> </w:t>
+      </w:r>
+      <w:r>
+        <w:t xml:space="preserve">function as below:</w:t>
+      </w:r>
+    </w:p>
+    <w:p>
+      <w:pPr>
+        <w:pStyle w:val="SourceCode"/>
+      </w:pPr>
+      <w:r>
+        <w:rPr>
+          <w:rStyle w:val="FunctionTok"/>
+        </w:rPr>
+        <w:t xml:space="preserve">ggplot</w:t>
+      </w:r>
+      <w:r>
+        <w:rPr>
+          <w:rStyle w:val="NormalTok"/>
+        </w:rPr>
+        <w:t xml:space="preserve">(boto) </w:t>
+      </w:r>
+      <w:r>
+        <w:rPr>
+          <w:rStyle w:val="SpecialCharTok"/>
+        </w:rPr>
+        <w:t xml:space="preserve">+</w:t>
+      </w:r>
+      <w:r>
+        <w:br/>
+      </w:r>
+      <w:r>
+        <w:rPr>
+          <w:rStyle w:val="NormalTok"/>
+        </w:rPr>
+        <w:t xml:space="preserve">  </w:t>
+      </w:r>
+      <w:r>
+        <w:rPr>
+          <w:rStyle w:val="FunctionTok"/>
+        </w:rPr>
+        <w:t xml:space="preserve">geom_histogram</w:t>
+      </w:r>
+      <w:r>
+        <w:rPr>
+          <w:rStyle w:val="NormalTok"/>
+        </w:rPr>
+        <w:t xml:space="preserve">(</w:t>
+      </w:r>
+      <w:r>
+        <w:rPr>
+          <w:rStyle w:val="FunctionTok"/>
+        </w:rPr>
+        <w:t xml:space="preserve">aes</w:t>
+      </w:r>
+      <w:r>
+        <w:rPr>
+          <w:rStyle w:val="NormalTok"/>
+        </w:rPr>
+        <w:t xml:space="preserve">(</w:t>
+      </w:r>
+      <w:r>
+        <w:rPr>
+          <w:rStyle w:val="AttributeTok"/>
+        </w:rPr>
+        <w:t xml:space="preserve">x =</w:t>
+      </w:r>
+      <w:r>
+        <w:rPr>
+          <w:rStyle w:val="NormalTok"/>
+        </w:rPr>
+        <w:t xml:space="preserve"> length), </w:t>
+      </w:r>
+      <w:r>
+        <w:br/>
+      </w:r>
+      <w:r>
+        <w:rPr>
+          <w:rStyle w:val="NormalTok"/>
+        </w:rPr>
+        <w:t xml:space="preserve">                 </w:t>
+      </w:r>
+      <w:r>
+        <w:rPr>
+          <w:rStyle w:val="AttributeTok"/>
+        </w:rPr>
+        <w:t xml:space="preserve">colour =</w:t>
+      </w:r>
+      <w:r>
+        <w:rPr>
+          <w:rStyle w:val="NormalTok"/>
+        </w:rPr>
+        <w:t xml:space="preserve"> </w:t>
+      </w:r>
+      <w:r>
+        <w:rPr>
+          <w:rStyle w:val="StringTok"/>
+        </w:rPr>
+        <w:t xml:space="preserve">"white"</w:t>
+      </w:r>
+      <w:r>
+        <w:rPr>
+          <w:rStyle w:val="NormalTok"/>
+        </w:rPr>
+        <w:t xml:space="preserve">,</w:t>
+      </w:r>
+      <w:r>
+        <w:br/>
+      </w:r>
+      <w:r>
+        <w:rPr>
+          <w:rStyle w:val="NormalTok"/>
+        </w:rPr>
+        <w:t xml:space="preserve">                 </w:t>
+      </w:r>
+      <w:r>
+        <w:rPr>
+          <w:rStyle w:val="AttributeTok"/>
+        </w:rPr>
+        <w:t xml:space="preserve">binwidth =</w:t>
+      </w:r>
+      <w:r>
+        <w:rPr>
+          <w:rStyle w:val="NormalTok"/>
+        </w:rPr>
+        <w:t xml:space="preserve"> </w:t>
+      </w:r>
+      <w:r>
+        <w:rPr>
+          <w:rStyle w:val="DecValTok"/>
+        </w:rPr>
+        <w:t xml:space="preserve">5</w:t>
+      </w:r>
+      <w:r>
+        <w:rPr>
+          <w:rStyle w:val="NormalTok"/>
+        </w:rPr>
+        <w:t xml:space="preserve">) </w:t>
+      </w:r>
+      <w:r>
+        <w:rPr>
+          <w:rStyle w:val="SpecialCharTok"/>
+        </w:rPr>
+        <w:t xml:space="preserve">+</w:t>
+      </w:r>
+      <w:r>
+        <w:br/>
+      </w:r>
+      <w:r>
+        <w:rPr>
+          <w:rStyle w:val="NormalTok"/>
+        </w:rPr>
+        <w:t xml:space="preserve">  </w:t>
+      </w:r>
+      <w:r>
+        <w:rPr>
+          <w:rStyle w:val="FunctionTok"/>
+        </w:rPr>
+        <w:t xml:space="preserve">labs</w:t>
+      </w:r>
+      <w:r>
+        <w:rPr>
+          <w:rStyle w:val="NormalTok"/>
+        </w:rPr>
+        <w:t xml:space="preserve">(</w:t>
+      </w:r>
+      <w:r>
+        <w:rPr>
+          <w:rStyle w:val="AttributeTok"/>
+        </w:rPr>
+        <w:t xml:space="preserve">x =</w:t>
+      </w:r>
+      <w:r>
+        <w:rPr>
+          <w:rStyle w:val="NormalTok"/>
+        </w:rPr>
+        <w:t xml:space="preserve"> </w:t>
+      </w:r>
+      <w:r>
+        <w:rPr>
+          <w:rStyle w:val="StringTok"/>
+        </w:rPr>
+        <w:t xml:space="preserve">"Boto dolphin length"</w:t>
+      </w:r>
+      <w:r>
+        <w:rPr>
+          <w:rStyle w:val="NormalTok"/>
+        </w:rPr>
+        <w:t xml:space="preserve">,</w:t>
+      </w:r>
+      <w:r>
+        <w:br/>
+      </w:r>
+      <w:r>
+        <w:rPr>
+          <w:rStyle w:val="NormalTok"/>
+        </w:rPr>
+        <w:t xml:space="preserve">       </w:t>
+      </w:r>
+      <w:r>
+        <w:rPr>
+          <w:rStyle w:val="AttributeTok"/>
+        </w:rPr>
+        <w:t xml:space="preserve">y =</w:t>
+      </w:r>
+      <w:r>
+        <w:rPr>
+          <w:rStyle w:val="NormalTok"/>
+        </w:rPr>
+        <w:t xml:space="preserve"> </w:t>
+      </w:r>
+      <w:r>
+        <w:rPr>
+          <w:rStyle w:val="StringTok"/>
+        </w:rPr>
+        <w:t xml:space="preserve">"Frequency"</w:t>
+      </w:r>
+      <w:r>
+        <w:rPr>
+          <w:rStyle w:val="NormalTok"/>
+        </w:rPr>
+        <w:t xml:space="preserve">)</w:t>
+      </w:r>
+    </w:p>
+    <w:p>
+      <w:pPr>
+        <w:pStyle w:val="FirstParagraph"/>
+      </w:pPr>
+      <w:r>
+        <w:drawing>
+          <wp:inline>
+            <wp:extent cx="4620126" cy="3696101"/>
+            <wp:effectExtent b="0" l="0" r="0" t="0"/>
+            <wp:docPr descr="" title="" id="72" name="Picture"/>
+            <a:graphic>
+              <a:graphicData uri="http://schemas.openxmlformats.org/drawingml/2006/picture">
+                <pic:pic>
+                  <pic:nvPicPr>
+                    <pic:cNvPr descr="Workshop-2---Data-visualisation_files/figure-docx/unnamed-chunk-35-1.png" id="73" name="Picture"/>
+                    <pic:cNvPicPr>
+                      <a:picLocks noChangeArrowheads="1" noChangeAspect="1"/>
+                    </pic:cNvPicPr>
+                  </pic:nvPicPr>
+                  <pic:blipFill>
+                    <a:blip r:embed="rId71"/>
+                    <a:stretch>
+                      <a:fillRect/>
+                    </a:stretch>
+                  </pic:blipFill>
+                  <pic:spPr bwMode="auto">
+                    <a:xfrm>
+                      <a:off x="0" y="0"/>
+                      <a:ext cx="4620126" cy="3696101"/>
+                    </a:xfrm>
+                    <a:prstGeom prst="rect">
+                      <a:avLst/>
+                    </a:prstGeom>
+                    <a:noFill/>
+                    <a:ln w="9525">
+                      <a:noFill/>
+                      <a:headEnd/>
+                      <a:tailEnd/>
+                    </a:ln>
+                  </pic:spPr>
+                </pic:pic>
+              </a:graphicData>
+            </a:graphic>
+          </wp:inline>
+        </w:drawing>
+      </w:r>
+    </w:p>
+    <w:p>
+      <w:pPr>
+        <w:pStyle w:val="BodyText"/>
+      </w:pPr>
+      <w:r>
+        <w:t xml:space="preserve">So, for a histogram where the range of values goes from 170-238 cm, with a binwidth of 5, each bin will represent an interval of 5 cm. Therefore, to interpret the middle bin (the one that sits on top of 200 cm), you can read off the plot that there are 10 observations (i.e. 10 dolphins) that had lengths that fell between 197.5 and 202.5 cm. For the bin to the far right, there is 1 observation that falls between 237.5 and 242.5 cm (i.e. there is only one dolphin that is ca. 240 cm long in the data).</w:t>
+      </w:r>
+    </w:p>
+    <w:bookmarkEnd w:id="74"/>
+    <w:bookmarkStart w:id="81" w:name="density-plots"/>
+    <w:p>
+      <w:pPr>
+        <w:pStyle w:val="Heading2"/>
+      </w:pPr>
+      <w:r>
+        <w:t xml:space="preserve">Density plots</w:t>
+      </w:r>
+    </w:p>
+    <w:p>
+      <w:pPr>
+        <w:pStyle w:val="FirstParagraph"/>
+      </w:pPr>
+      <w:r>
+        <w:t xml:space="preserve">Density plots share a similar</w:t>
+      </w:r>
+      <w:r>
+        <w:t xml:space="preserve"> </w:t>
+      </w:r>
+      <w:r>
+        <w:t xml:space="preserve">“</w:t>
+      </w:r>
+      <w:r>
+        <w:t xml:space="preserve">space</w:t>
+      </w:r>
+      <w:r>
+        <w:t xml:space="preserve">”</w:t>
+      </w:r>
+      <w:r>
+        <w:t xml:space="preserve"> </w:t>
+      </w:r>
+      <w:r>
+        <w:t xml:space="preserve">as histograms, in that they’re very useful for understanding the spread of your data. In truth, they’re exceptionally similar to histograms but differ in two important ways: 1. The y-axis doesn’t show counts but proportion (i.e. what proportion of observations are in at this value) 2. They don’t use bins and bars, but instead use a smoothed line</w:t>
+      </w:r>
+    </w:p>
+    <w:p>
+      <w:pPr>
+        <w:pStyle w:val="BodyText"/>
+      </w:pPr>
+      <w:r>
+        <w:t xml:space="preserve">Here’s what the equivalent density plot looks like for the boto dolphins:</w:t>
+      </w:r>
+    </w:p>
+    <w:p>
+      <w:pPr>
+        <w:pStyle w:val="SourceCode"/>
+      </w:pPr>
+      <w:r>
+        <w:rPr>
+          <w:rStyle w:val="FunctionTok"/>
+        </w:rPr>
+        <w:t xml:space="preserve">ggplot</w:t>
+      </w:r>
+      <w:r>
+        <w:rPr>
+          <w:rStyle w:val="NormalTok"/>
+        </w:rPr>
+        <w:t xml:space="preserve">(boto) </w:t>
+      </w:r>
+      <w:r>
+        <w:rPr>
+          <w:rStyle w:val="SpecialCharTok"/>
+        </w:rPr>
+        <w:t xml:space="preserve">+</w:t>
+      </w:r>
+      <w:r>
+        <w:br/>
+      </w:r>
+      <w:r>
+        <w:rPr>
+          <w:rStyle w:val="NormalTok"/>
+        </w:rPr>
+        <w:t xml:space="preserve">  </w:t>
+      </w:r>
+      <w:r>
+        <w:rPr>
+          <w:rStyle w:val="FunctionTok"/>
+        </w:rPr>
+        <w:t xml:space="preserve">geom_density</w:t>
+      </w:r>
+      <w:r>
+        <w:rPr>
+          <w:rStyle w:val="NormalTok"/>
+        </w:rPr>
+        <w:t xml:space="preserve">(</w:t>
+      </w:r>
+      <w:r>
+        <w:rPr>
+          <w:rStyle w:val="FunctionTok"/>
+        </w:rPr>
+        <w:t xml:space="preserve">aes</w:t>
+      </w:r>
+      <w:r>
+        <w:rPr>
+          <w:rStyle w:val="NormalTok"/>
+        </w:rPr>
+        <w:t xml:space="preserve">(</w:t>
+      </w:r>
+      <w:r>
+        <w:rPr>
+          <w:rStyle w:val="AttributeTok"/>
+        </w:rPr>
+        <w:t xml:space="preserve">x =</w:t>
+      </w:r>
+      <w:r>
+        <w:rPr>
+          <w:rStyle w:val="NormalTok"/>
+        </w:rPr>
+        <w:t xml:space="preserve"> length)) </w:t>
+      </w:r>
+      <w:r>
+        <w:rPr>
+          <w:rStyle w:val="SpecialCharTok"/>
+        </w:rPr>
+        <w:t xml:space="preserve">+</w:t>
+      </w:r>
+      <w:r>
+        <w:br/>
+      </w:r>
+      <w:r>
+        <w:rPr>
+          <w:rStyle w:val="NormalTok"/>
+        </w:rPr>
+        <w:t xml:space="preserve">  </w:t>
+      </w:r>
+      <w:r>
+        <w:rPr>
+          <w:rStyle w:val="FunctionTok"/>
+        </w:rPr>
+        <w:t xml:space="preserve">labs</w:t>
+      </w:r>
+      <w:r>
+        <w:rPr>
+          <w:rStyle w:val="NormalTok"/>
+        </w:rPr>
+        <w:t xml:space="preserve">(</w:t>
+      </w:r>
+      <w:r>
+        <w:rPr>
+          <w:rStyle w:val="AttributeTok"/>
+        </w:rPr>
+        <w:t xml:space="preserve">x =</w:t>
+      </w:r>
+      <w:r>
+        <w:rPr>
+          <w:rStyle w:val="NormalTok"/>
+        </w:rPr>
+        <w:t xml:space="preserve"> </w:t>
+      </w:r>
+      <w:r>
+        <w:rPr>
+          <w:rStyle w:val="StringTok"/>
+        </w:rPr>
+        <w:t xml:space="preserve">"Boto dolphin length"</w:t>
+      </w:r>
+      <w:r>
+        <w:rPr>
+          <w:rStyle w:val="NormalTok"/>
+        </w:rPr>
+        <w:t xml:space="preserve">,</w:t>
+      </w:r>
+      <w:r>
+        <w:br/>
+      </w:r>
+      <w:r>
+        <w:rPr>
+          <w:rStyle w:val="NormalTok"/>
+        </w:rPr>
+        <w:t xml:space="preserve">       </w:t>
+      </w:r>
+      <w:r>
+        <w:rPr>
+          <w:rStyle w:val="AttributeTok"/>
+        </w:rPr>
+        <w:t xml:space="preserve">y =</w:t>
+      </w:r>
+      <w:r>
+        <w:rPr>
+          <w:rStyle w:val="NormalTok"/>
+        </w:rPr>
+        <w:t xml:space="preserve"> </w:t>
+      </w:r>
+      <w:r>
+        <w:rPr>
+          <w:rStyle w:val="StringTok"/>
+        </w:rPr>
+        <w:t xml:space="preserve">"Proportion"</w:t>
+      </w:r>
+      <w:r>
+        <w:rPr>
+          <w:rStyle w:val="NormalTok"/>
+        </w:rPr>
+        <w:t xml:space="preserve">)</w:t>
+      </w:r>
+    </w:p>
+    <w:p>
+      <w:pPr>
+        <w:pStyle w:val="FirstParagraph"/>
+      </w:pPr>
+      <w:r>
+        <w:drawing>
+          <wp:inline>
+            <wp:extent cx="4620126" cy="3696101"/>
+            <wp:effectExtent b="0" l="0" r="0" t="0"/>
+            <wp:docPr descr="" title="" id="76" name="Picture"/>
+            <a:graphic>
+              <a:graphicData uri="http://schemas.openxmlformats.org/drawingml/2006/picture">
+                <pic:pic>
+                  <pic:nvPicPr>
+                    <pic:cNvPr descr="Workshop-2---Data-visualisation_files/figure-docx/unnamed-chunk-36-1.png" id="77" name="Picture"/>
+                    <pic:cNvPicPr>
+                      <a:picLocks noChangeArrowheads="1" noChangeAspect="1"/>
+                    </pic:cNvPicPr>
+                  </pic:nvPicPr>
+                  <pic:blipFill>
+                    <a:blip r:embed="rId75"/>
+                    <a:stretch>
+                      <a:fillRect/>
+                    </a:stretch>
+                  </pic:blipFill>
+                  <pic:spPr bwMode="auto">
+                    <a:xfrm>
+                      <a:off x="0" y="0"/>
+                      <a:ext cx="4620126" cy="3696101"/>
+                    </a:xfrm>
+                    <a:prstGeom prst="rect">
+                      <a:avLst/>
+                    </a:prstGeom>
+                    <a:noFill/>
+                    <a:ln w="9525">
+                      <a:noFill/>
+                      <a:headEnd/>
+                      <a:tailEnd/>
+                    </a:ln>
+                  </pic:spPr>
+                </pic:pic>
+              </a:graphicData>
+            </a:graphic>
+          </wp:inline>
+        </w:drawing>
+      </w:r>
+    </w:p>
+    <w:p>
+      <w:pPr>
+        <w:pStyle w:val="BodyText"/>
+      </w:pPr>
+      <w:r>
+        <w:t xml:space="preserve">If you compare it to the histogram, you’ can see similar you’d probably reach the same conclusion. Most dolphins are below ca. 210 cm long, a decent amount of them are between 210 to 230 cm, and very few at more than 230 cm.</w:t>
+      </w:r>
+    </w:p>
+    <w:p>
+      <w:pPr>
+        <w:pStyle w:val="BodyText"/>
+      </w:pPr>
+      <w:r>
+        <w:t xml:space="preserve">It’s possible to combine a histogram and a density plot, though it is a bit fiddly because you need to convert proportion into counts (by multiplying proportion with the total number of dolphins with the binwidth). I wouldn’t normally do this in my own work, but if you’re interested, here’s what the code could look like:</w:t>
+      </w:r>
+    </w:p>
+    <w:p>
+      <w:pPr>
+        <w:pStyle w:val="SourceCode"/>
+      </w:pPr>
+      <w:r>
+        <w:rPr>
+          <w:rStyle w:val="FunctionTok"/>
+        </w:rPr>
+        <w:t xml:space="preserve">ggplot</w:t>
+      </w:r>
+      <w:r>
+        <w:rPr>
+          <w:rStyle w:val="NormalTok"/>
+        </w:rPr>
+        <w:t xml:space="preserve">(boto) </w:t>
+      </w:r>
+      <w:r>
+        <w:rPr>
+          <w:rStyle w:val="SpecialCharTok"/>
+        </w:rPr>
+        <w:t xml:space="preserve">+</w:t>
+      </w:r>
+      <w:r>
+        <w:br/>
+      </w:r>
+      <w:r>
+        <w:rPr>
+          <w:rStyle w:val="NormalTok"/>
+        </w:rPr>
+        <w:t xml:space="preserve">  </w:t>
+      </w:r>
+      <w:r>
+        <w:rPr>
+          <w:rStyle w:val="FunctionTok"/>
+        </w:rPr>
+        <w:t xml:space="preserve">geom_histogram</w:t>
+      </w:r>
+      <w:r>
+        <w:rPr>
+          <w:rStyle w:val="NormalTok"/>
+        </w:rPr>
+        <w:t xml:space="preserve">(</w:t>
+      </w:r>
+      <w:r>
+        <w:rPr>
+          <w:rStyle w:val="FunctionTok"/>
+        </w:rPr>
+        <w:t xml:space="preserve">aes</w:t>
+      </w:r>
+      <w:r>
+        <w:rPr>
+          <w:rStyle w:val="NormalTok"/>
+        </w:rPr>
+        <w:t xml:space="preserve">(</w:t>
+      </w:r>
+      <w:r>
+        <w:rPr>
+          <w:rStyle w:val="AttributeTok"/>
+        </w:rPr>
+        <w:t xml:space="preserve">x =</w:t>
+      </w:r>
+      <w:r>
+        <w:rPr>
+          <w:rStyle w:val="NormalTok"/>
+        </w:rPr>
+        <w:t xml:space="preserve"> length), </w:t>
+      </w:r>
+      <w:r>
+        <w:br/>
+      </w:r>
+      <w:r>
+        <w:rPr>
+          <w:rStyle w:val="NormalTok"/>
+        </w:rPr>
+        <w:t xml:space="preserve">                 </w:t>
+      </w:r>
+      <w:r>
+        <w:rPr>
+          <w:rStyle w:val="AttributeTok"/>
+        </w:rPr>
+        <w:t xml:space="preserve">colour =</w:t>
+      </w:r>
+      <w:r>
+        <w:rPr>
+          <w:rStyle w:val="NormalTok"/>
+        </w:rPr>
+        <w:t xml:space="preserve"> </w:t>
+      </w:r>
+      <w:r>
+        <w:rPr>
+          <w:rStyle w:val="StringTok"/>
+        </w:rPr>
+        <w:t xml:space="preserve">"white"</w:t>
+      </w:r>
+      <w:r>
+        <w:rPr>
+          <w:rStyle w:val="NormalTok"/>
+        </w:rPr>
+        <w:t xml:space="preserve">,</w:t>
+      </w:r>
+      <w:r>
+        <w:br/>
+      </w:r>
+      <w:r>
+        <w:rPr>
+          <w:rStyle w:val="NormalTok"/>
+        </w:rPr>
+        <w:t xml:space="preserve">                 </w:t>
+      </w:r>
+      <w:r>
+        <w:rPr>
+          <w:rStyle w:val="AttributeTok"/>
+        </w:rPr>
+        <w:t xml:space="preserve">binwidth =</w:t>
+      </w:r>
+      <w:r>
+        <w:rPr>
+          <w:rStyle w:val="NormalTok"/>
+        </w:rPr>
+        <w:t xml:space="preserve"> </w:t>
+      </w:r>
+      <w:r>
+        <w:rPr>
+          <w:rStyle w:val="DecValTok"/>
+        </w:rPr>
+        <w:t xml:space="preserve">5</w:t>
+      </w:r>
+      <w:r>
+        <w:rPr>
+          <w:rStyle w:val="NormalTok"/>
+        </w:rPr>
+        <w:t xml:space="preserve">) </w:t>
+      </w:r>
+      <w:r>
+        <w:rPr>
+          <w:rStyle w:val="SpecialCharTok"/>
+        </w:rPr>
+        <w:t xml:space="preserve">+</w:t>
+      </w:r>
+      <w:r>
+        <w:br/>
+      </w:r>
+      <w:r>
+        <w:rPr>
+          <w:rStyle w:val="NormalTok"/>
+        </w:rPr>
+        <w:t xml:space="preserve">  </w:t>
+      </w:r>
+      <w:r>
+        <w:rPr>
+          <w:rStyle w:val="FunctionTok"/>
+        </w:rPr>
+        <w:t xml:space="preserve">geom_density</w:t>
+      </w:r>
+      <w:r>
+        <w:rPr>
+          <w:rStyle w:val="NormalTok"/>
+        </w:rPr>
+        <w:t xml:space="preserve">(</w:t>
+      </w:r>
+      <w:r>
+        <w:rPr>
+          <w:rStyle w:val="FunctionTok"/>
+        </w:rPr>
+        <w:t xml:space="preserve">aes</w:t>
+      </w:r>
+      <w:r>
+        <w:rPr>
+          <w:rStyle w:val="NormalTok"/>
+        </w:rPr>
+        <w:t xml:space="preserve">(</w:t>
+      </w:r>
+      <w:r>
+        <w:rPr>
+          <w:rStyle w:val="AttributeTok"/>
+        </w:rPr>
+        <w:t xml:space="preserve">x =</w:t>
+      </w:r>
+      <w:r>
+        <w:rPr>
+          <w:rStyle w:val="NormalTok"/>
+        </w:rPr>
+        <w:t xml:space="preserve"> length, </w:t>
+      </w:r>
+      <w:r>
+        <w:rPr>
+          <w:rStyle w:val="AttributeTok"/>
+        </w:rPr>
+        <w:t xml:space="preserve">y =</w:t>
+      </w:r>
+      <w:r>
+        <w:rPr>
+          <w:rStyle w:val="NormalTok"/>
+        </w:rPr>
+        <w:t xml:space="preserve"> </w:t>
+      </w:r>
+      <w:r>
+        <w:rPr>
+          <w:rStyle w:val="FunctionTok"/>
+        </w:rPr>
+        <w:t xml:space="preserve">after_stat</w:t>
+      </w:r>
+      <w:r>
+        <w:rPr>
+          <w:rStyle w:val="NormalTok"/>
+        </w:rPr>
+        <w:t xml:space="preserve">(density </w:t>
+      </w:r>
+      <w:r>
+        <w:rPr>
+          <w:rStyle w:val="SpecialCharTok"/>
+        </w:rPr>
+        <w:t xml:space="preserve">*</w:t>
+      </w:r>
+      <w:r>
+        <w:rPr>
+          <w:rStyle w:val="NormalTok"/>
+        </w:rPr>
+        <w:t xml:space="preserve"> n </w:t>
+      </w:r>
+      <w:r>
+        <w:rPr>
+          <w:rStyle w:val="SpecialCharTok"/>
+        </w:rPr>
+        <w:t xml:space="preserve">*</w:t>
+      </w:r>
+      <w:r>
+        <w:rPr>
+          <w:rStyle w:val="NormalTok"/>
+        </w:rPr>
+        <w:t xml:space="preserve"> </w:t>
+      </w:r>
+      <w:r>
+        <w:rPr>
+          <w:rStyle w:val="DecValTok"/>
+        </w:rPr>
+        <w:t xml:space="preserve">5</w:t>
+      </w:r>
+      <w:r>
+        <w:rPr>
+          <w:rStyle w:val="NormalTok"/>
+        </w:rPr>
+        <w:t xml:space="preserve">))) </w:t>
+      </w:r>
+      <w:r>
+        <w:rPr>
+          <w:rStyle w:val="SpecialCharTok"/>
+        </w:rPr>
+        <w:t xml:space="preserve">+</w:t>
+      </w:r>
+      <w:r>
+        <w:br/>
+      </w:r>
+      <w:r>
+        <w:rPr>
+          <w:rStyle w:val="NormalTok"/>
+        </w:rPr>
+        <w:t xml:space="preserve">  </w:t>
+      </w:r>
+      <w:r>
+        <w:rPr>
+          <w:rStyle w:val="FunctionTok"/>
+        </w:rPr>
+        <w:t xml:space="preserve">labs</w:t>
+      </w:r>
+      <w:r>
+        <w:rPr>
+          <w:rStyle w:val="NormalTok"/>
+        </w:rPr>
+        <w:t xml:space="preserve">(</w:t>
+      </w:r>
+      <w:r>
+        <w:rPr>
+          <w:rStyle w:val="AttributeTok"/>
+        </w:rPr>
+        <w:t xml:space="preserve">x =</w:t>
+      </w:r>
+      <w:r>
+        <w:rPr>
+          <w:rStyle w:val="NormalTok"/>
+        </w:rPr>
+        <w:t xml:space="preserve"> </w:t>
+      </w:r>
+      <w:r>
+        <w:rPr>
+          <w:rStyle w:val="StringTok"/>
+        </w:rPr>
+        <w:t xml:space="preserve">"Boto dolphin length"</w:t>
+      </w:r>
+      <w:r>
+        <w:rPr>
+          <w:rStyle w:val="NormalTok"/>
+        </w:rPr>
+        <w:t xml:space="preserve">,</w:t>
+      </w:r>
+      <w:r>
+        <w:br/>
+      </w:r>
+      <w:r>
+        <w:rPr>
+          <w:rStyle w:val="NormalTok"/>
+        </w:rPr>
+        <w:t xml:space="preserve">       </w:t>
+      </w:r>
+      <w:r>
+        <w:rPr>
+          <w:rStyle w:val="AttributeTok"/>
+        </w:rPr>
+        <w:t xml:space="preserve">y =</w:t>
+      </w:r>
+      <w:r>
+        <w:rPr>
+          <w:rStyle w:val="NormalTok"/>
+        </w:rPr>
+        <w:t xml:space="preserve"> </w:t>
+      </w:r>
+      <w:r>
+        <w:rPr>
+          <w:rStyle w:val="StringTok"/>
+        </w:rPr>
+        <w:t xml:space="preserve">"Frequency"</w:t>
+      </w:r>
+      <w:r>
+        <w:rPr>
+          <w:rStyle w:val="NormalTok"/>
+        </w:rPr>
+        <w:t xml:space="preserve">)</w:t>
+      </w:r>
+    </w:p>
+    <w:p>
+      <w:pPr>
+        <w:pStyle w:val="FirstParagraph"/>
+      </w:pPr>
+      <w:r>
+        <w:drawing>
+          <wp:inline>
+            <wp:extent cx="4620126" cy="3696101"/>
+            <wp:effectExtent b="0" l="0" r="0" t="0"/>
+            <wp:docPr descr="" title="" id="79" name="Picture"/>
+            <a:graphic>
+              <a:graphicData uri="http://schemas.openxmlformats.org/drawingml/2006/picture">
+                <pic:pic>
+                  <pic:nvPicPr>
+                    <pic:cNvPr descr="Workshop-2---Data-visualisation_files/figure-docx/unnamed-chunk-37-1.png" id="80" name="Picture"/>
+                    <pic:cNvPicPr>
+                      <a:picLocks noChangeArrowheads="1" noChangeAspect="1"/>
+                    </pic:cNvPicPr>
+                  </pic:nvPicPr>
+                  <pic:blipFill>
+                    <a:blip r:embed="rId78"/>
+                    <a:stretch>
+                      <a:fillRect/>
+                    </a:stretch>
+                  </pic:blipFill>
+                  <pic:spPr bwMode="auto">
+                    <a:xfrm>
+                      <a:off x="0" y="0"/>
+                      <a:ext cx="4620126" cy="3696101"/>
+                    </a:xfrm>
+                    <a:prstGeom prst="rect">
+                      <a:avLst/>
+                    </a:prstGeom>
+                    <a:noFill/>
+                    <a:ln w="9525">
+                      <a:noFill/>
+                      <a:headEnd/>
+                      <a:tailEnd/>
+                    </a:ln>
+                  </pic:spPr>
+                </pic:pic>
+              </a:graphicData>
+            </a:graphic>
+          </wp:inline>
+        </w:drawing>
+      </w:r>
+    </w:p>
+    <w:p>
+      <w:pPr>
+        <w:pStyle w:val="BodyText"/>
+      </w:pPr>
+      <w:r>
+        <w:t xml:space="preserve">Remember those violin plots from earlier? They’re basically just density plots rotated onto their side and split by whichever factor you add to the x-axis.</w:t>
+      </w:r>
+    </w:p>
+    <w:bookmarkEnd w:id="81"/>
+    <w:bookmarkEnd w:id="82"/>
+    <w:bookmarkStart w:id="90" w:name="the-good-and-the-bad"/>
+    <w:p>
+      <w:pPr>
+        <w:pStyle w:val="Heading1"/>
+      </w:pPr>
+      <w:r>
+        <w:t xml:space="preserve">The Good and The Bad</w:t>
       </w:r>
     </w:p>
     <w:p>
@@ -4552,48 +5952,48 @@
           <m:t>&gt;</m:t>
         </m:r>
         <m:r>
-          <m:t>100</m:t>
+          <m:t>500</m:t>
         </m:r>
       </m:oMath>
       <w:r>
         <w:t xml:space="preserve"> </w:t>
       </w:r>
       <w:r>
-        <w:t xml:space="preserve">records (i.e. observations or samples) of rent prices for properties listed in Aberdeenshire on the ASPC website. In addition to the rent price, 11 additional variables were recorded as well. The variables are:</w:t>
+        <w:t xml:space="preserve">records (i.e. observations or samples) of rent prices for properties listed in Aberdeenshire on the ASPC website. In addition to the rent price, 15 additional variables were recorded as well. The variables are:</w:t>
       </w:r>
     </w:p>
     <w:p>
       <w:pPr>
         <w:numPr>
           <w:ilvl w:val="0"/>
-          <w:numId w:val="1009"/>
+          <w:numId w:val="1003"/>
         </w:numPr>
       </w:pPr>
       <w:r>
         <w:rPr>
           <w:rStyle w:val="VerbatimChar"/>
         </w:rPr>
-        <w:t xml:space="preserve">price</w:t>
-      </w:r>
-      <w:r>
-        <w:t xml:space="preserve"> </w:t>
-      </w:r>
-      <w:r>
-        <w:t xml:space="preserve">- the rent of the listed property</w:t>
+        <w:t xml:space="preserve">Price</w:t>
+      </w:r>
+      <w:r>
+        <w:t xml:space="preserve"> </w:t>
+      </w:r>
+      <w:r>
+        <w:t xml:space="preserve">- the rent of the listed property (£)</w:t>
       </w:r>
     </w:p>
     <w:p>
       <w:pPr>
         <w:numPr>
           <w:ilvl w:val="0"/>
-          <w:numId w:val="1009"/>
+          <w:numId w:val="1003"/>
         </w:numPr>
       </w:pPr>
       <w:r>
         <w:rPr>
           <w:rStyle w:val="VerbatimChar"/>
         </w:rPr>
-        <w:t xml:space="preserve">beds</w:t>
+        <w:t xml:space="preserve">Bedrooms</w:t>
       </w:r>
       <w:r>
         <w:t xml:space="preserve"> </w:t>
@@ -4606,14 +6006,14 @@
       <w:pPr>
         <w:numPr>
           <w:ilvl w:val="0"/>
-          <w:numId w:val="1009"/>
+          <w:numId w:val="1003"/>
         </w:numPr>
       </w:pPr>
       <w:r>
         <w:rPr>
           <w:rStyle w:val="VerbatimChar"/>
         </w:rPr>
-        <w:t xml:space="preserve">living</w:t>
+        <w:t xml:space="preserve">PublicRooms</w:t>
       </w:r>
       <w:r>
         <w:t xml:space="preserve"> </w:t>
@@ -4626,34 +6026,54 @@
       <w:pPr>
         <w:numPr>
           <w:ilvl w:val="0"/>
-          <w:numId w:val="1009"/>
+          <w:numId w:val="1003"/>
         </w:numPr>
       </w:pPr>
       <w:r>
         <w:rPr>
           <w:rStyle w:val="VerbatimChar"/>
         </w:rPr>
-        <w:t xml:space="preserve">baths</w:t>
-      </w:r>
-      <w:r>
-        <w:t xml:space="preserve"> </w:t>
-      </w:r>
-      <w:r>
-        <w:t xml:space="preserve">- the number of bathrooms</w:t>
+        <w:t xml:space="preserve">Rooms</w:t>
+      </w:r>
+      <w:r>
+        <w:t xml:space="preserve"> </w:t>
+      </w:r>
+      <w:r>
+        <w:t xml:space="preserve">- the total number of bedrooms plus living rooms in the property</w:t>
       </w:r>
     </w:p>
     <w:p>
       <w:pPr>
         <w:numPr>
           <w:ilvl w:val="0"/>
-          <w:numId w:val="1009"/>
+          <w:numId w:val="1003"/>
         </w:numPr>
       </w:pPr>
       <w:r>
         <w:rPr>
           <w:rStyle w:val="VerbatimChar"/>
         </w:rPr>
-        <w:t xml:space="preserve">sqmt</w:t>
+        <w:t xml:space="preserve">Bathrooms</w:t>
+      </w:r>
+      <w:r>
+        <w:t xml:space="preserve"> </w:t>
+      </w:r>
+      <w:r>
+        <w:t xml:space="preserve">- the number of bathrooms</w:t>
+      </w:r>
+    </w:p>
+    <w:p>
+      <w:pPr>
+        <w:numPr>
+          <w:ilvl w:val="0"/>
+          <w:numId w:val="1003"/>
+        </w:numPr>
+      </w:pPr>
+      <w:r>
+        <w:rPr>
+          <w:rStyle w:val="VerbatimChar"/>
+        </w:rPr>
+        <w:t xml:space="preserve">FloorArea</w:t>
       </w:r>
       <w:r>
         <w:t xml:space="preserve"> </w:t>
@@ -4683,34 +6103,34 @@
       <w:pPr>
         <w:numPr>
           <w:ilvl w:val="0"/>
-          <w:numId w:val="1009"/>
+          <w:numId w:val="1003"/>
         </w:numPr>
       </w:pPr>
       <w:r>
         <w:rPr>
           <w:rStyle w:val="VerbatimChar"/>
         </w:rPr>
-        <w:t xml:space="preserve">epc</w:t>
-      </w:r>
-      <w:r>
-        <w:t xml:space="preserve"> </w:t>
-      </w:r>
-      <w:r>
-        <w:t xml:space="preserve">- th Energy Performance Certificate (A is highly energy efficient, G is terrible)</w:t>
+        <w:t xml:space="preserve">EPC</w:t>
+      </w:r>
+      <w:r>
+        <w:t xml:space="preserve"> </w:t>
+      </w:r>
+      <w:r>
+        <w:t xml:space="preserve">- the Energy Performance Certificate (A is highly energy efficient, G is terrible)</w:t>
       </w:r>
     </w:p>
     <w:p>
       <w:pPr>
         <w:numPr>
           <w:ilvl w:val="0"/>
-          <w:numId w:val="1009"/>
+          <w:numId w:val="1003"/>
         </w:numPr>
       </w:pPr>
       <w:r>
         <w:rPr>
           <w:rStyle w:val="VerbatimChar"/>
         </w:rPr>
-        <w:t xml:space="preserve">tax</w:t>
+        <w:t xml:space="preserve">Tax</w:t>
       </w:r>
       <w:r>
         <w:t xml:space="preserve"> </w:t>
@@ -4723,20 +6143,20 @@
       <w:pPr>
         <w:numPr>
           <w:ilvl w:val="0"/>
-          <w:numId w:val="1009"/>
+          <w:numId w:val="1003"/>
         </w:numPr>
       </w:pPr>
       <w:r>
         <w:rPr>
           <w:rStyle w:val="VerbatimChar"/>
         </w:rPr>
-        <w:t xml:space="preserve">date</w:t>
-      </w:r>
-      <w:r>
-        <w:t xml:space="preserve"> </w:t>
-      </w:r>
-      <w:r>
-        <w:t xml:space="preserve">- the date when the record was</w:t>
+        <w:t xml:space="preserve">DayAdded</w:t>
+      </w:r>
+      <w:r>
+        <w:t xml:space="preserve"> </w:t>
+      </w:r>
+      <w:r>
+        <w:t xml:space="preserve">- the day when the record was</w:t>
       </w:r>
       <w:r>
         <w:t xml:space="preserve"> </w:t>
@@ -4759,14 +6179,14 @@
       <w:pPr>
         <w:numPr>
           <w:ilvl w:val="0"/>
-          <w:numId w:val="1009"/>
+          <w:numId w:val="1003"/>
         </w:numPr>
       </w:pPr>
       <w:r>
         <w:rPr>
           <w:rStyle w:val="VerbatimChar"/>
         </w:rPr>
-        <w:t xml:space="preserve">link</w:t>
+        <w:t xml:space="preserve">PropertyURL</w:t>
       </w:r>
       <w:r>
         <w:t xml:space="preserve"> </w:t>
@@ -4779,14 +6199,14 @@
       <w:pPr>
         <w:numPr>
           <w:ilvl w:val="0"/>
-          <w:numId w:val="1009"/>
+          <w:numId w:val="1003"/>
         </w:numPr>
       </w:pPr>
       <w:r>
         <w:rPr>
           <w:rStyle w:val="VerbatimChar"/>
         </w:rPr>
-        <w:t xml:space="preserve">house</w:t>
+        <w:t xml:space="preserve">Address</w:t>
       </w:r>
       <w:r>
         <w:t xml:space="preserve"> </w:t>
@@ -4799,14 +6219,14 @@
       <w:pPr>
         <w:numPr>
           <w:ilvl w:val="0"/>
-          <w:numId w:val="1009"/>
+          <w:numId w:val="1003"/>
         </w:numPr>
       </w:pPr>
       <w:r>
         <w:rPr>
           <w:rStyle w:val="VerbatimChar"/>
         </w:rPr>
-        <w:t xml:space="preserve">lat</w:t>
+        <w:t xml:space="preserve">Latitude</w:t>
       </w:r>
       <w:r>
         <w:t xml:space="preserve"> </w:t>
@@ -4852,14 +6272,14 @@
       <w:pPr>
         <w:numPr>
           <w:ilvl w:val="0"/>
-          <w:numId w:val="1009"/>
+          <w:numId w:val="1003"/>
         </w:numPr>
       </w:pPr>
       <w:r>
         <w:rPr>
           <w:rStyle w:val="VerbatimChar"/>
         </w:rPr>
-        <w:t xml:space="preserve">lon</w:t>
+        <w:t xml:space="preserve">Longitude</w:t>
       </w:r>
       <w:r>
         <w:t xml:space="preserve"> </w:t>
@@ -4901,6 +6321,164 @@
     </w:p>
     <w:p>
       <w:pPr>
+        <w:numPr>
+          <w:ilvl w:val="0"/>
+          <w:numId w:val="1003"/>
+        </w:numPr>
+      </w:pPr>
+      <w:r>
+        <w:rPr>
+          <w:rStyle w:val="VerbatimChar"/>
+        </w:rPr>
+        <w:t xml:space="preserve">UniCommuteTime</w:t>
+      </w:r>
+      <w:r>
+        <w:t xml:space="preserve"> </w:t>
+      </w:r>
+      <w:r>
+        <w:t xml:space="preserve">- the estimated time to walk to the Zoology Building (extracted using the Google Maps API)</w:t>
+      </w:r>
+    </w:p>
+    <w:p>
+      <w:pPr>
+        <w:numPr>
+          <w:ilvl w:val="0"/>
+          <w:numId w:val="1003"/>
+        </w:numPr>
+      </w:pPr>
+      <w:r>
+        <w:rPr>
+          <w:rStyle w:val="VerbatimChar"/>
+        </w:rPr>
+        <w:t xml:space="preserve">HouseType</w:t>
+      </w:r>
+      <w:r>
+        <w:t xml:space="preserve"> </w:t>
+      </w:r>
+      <w:r>
+        <w:t xml:space="preserve">- whether the property is</w:t>
+      </w:r>
+      <w:r>
+        <w:t xml:space="preserve"> </w:t>
+      </w:r>
+      <w:r>
+        <w:t xml:space="preserve">“</w:t>
+      </w:r>
+      <w:hyperlink r:id="rId83">
+        <w:r>
+          <w:rPr>
+            <w:rStyle w:val="Hyperlink"/>
+          </w:rPr>
+          <w:t xml:space="preserve">detached</w:t>
+        </w:r>
+      </w:hyperlink>
+      <w:r>
+        <w:t xml:space="preserve">”</w:t>
+      </w:r>
+      <w:r>
+        <w:t xml:space="preserve">,</w:t>
+      </w:r>
+      <w:r>
+        <w:t xml:space="preserve"> </w:t>
+      </w:r>
+      <w:r>
+        <w:t xml:space="preserve">“</w:t>
+      </w:r>
+      <w:hyperlink r:id="rId84">
+        <w:r>
+          <w:rPr>
+            <w:rStyle w:val="Hyperlink"/>
+          </w:rPr>
+          <w:t xml:space="preserve">semi-detached</w:t>
+        </w:r>
+      </w:hyperlink>
+      <w:r>
+        <w:t xml:space="preserve">”</w:t>
+      </w:r>
+      <w:r>
+        <w:t xml:space="preserve">,</w:t>
+      </w:r>
+      <w:r>
+        <w:t xml:space="preserve"> </w:t>
+      </w:r>
+      <w:r>
+        <w:t xml:space="preserve">“</w:t>
+      </w:r>
+      <w:hyperlink r:id="rId85">
+        <w:r>
+          <w:rPr>
+            <w:rStyle w:val="Hyperlink"/>
+          </w:rPr>
+          <w:t xml:space="preserve">terrace</w:t>
+        </w:r>
+      </w:hyperlink>
+      <w:r>
+        <w:t xml:space="preserve">”</w:t>
+      </w:r>
+      <w:r>
+        <w:t xml:space="preserve">, or</w:t>
+      </w:r>
+      <w:r>
+        <w:t xml:space="preserve"> </w:t>
+      </w:r>
+      <w:r>
+        <w:t xml:space="preserve">“</w:t>
+      </w:r>
+      <w:hyperlink r:id="rId86">
+        <w:r>
+          <w:rPr>
+            <w:rStyle w:val="Hyperlink"/>
+          </w:rPr>
+          <w:t xml:space="preserve">flat</w:t>
+        </w:r>
+      </w:hyperlink>
+      <w:r>
+        <w:t xml:space="preserve">”</w:t>
+      </w:r>
+      <w:r>
+        <w:t xml:space="preserve"> </w:t>
+      </w:r>
+      <w:r>
+        <w:t xml:space="preserve">(NB flats can also be called</w:t>
+      </w:r>
+      <w:r>
+        <w:t xml:space="preserve"> </w:t>
+      </w:r>
+      <w:r>
+        <w:t xml:space="preserve">“</w:t>
+      </w:r>
+      <w:r>
+        <w:t xml:space="preserve">apartments</w:t>
+      </w:r>
+      <w:r>
+        <w:t xml:space="preserve">”</w:t>
+      </w:r>
+      <w:r>
+        <w:t xml:space="preserve">)</w:t>
+      </w:r>
+    </w:p>
+    <w:p>
+      <w:pPr>
+        <w:numPr>
+          <w:ilvl w:val="0"/>
+          <w:numId w:val="1003"/>
+        </w:numPr>
+      </w:pPr>
+      <w:r>
+        <w:rPr>
+          <w:rStyle w:val="VerbatimChar"/>
+        </w:rPr>
+        <w:t xml:space="preserve">Furnished</w:t>
+      </w:r>
+      <w:r>
+        <w:t xml:space="preserve"> </w:t>
+      </w:r>
+      <w:r>
+        <w:t xml:space="preserve">- whether the property is fully furnished, part furnished, or unfurnished</w:t>
+      </w:r>
+    </w:p>
+    <w:p>
+      <w:pPr>
         <w:pStyle w:val="FirstParagraph"/>
       </w:pPr>
       <w:r>
@@ -4947,13 +6525,13 @@
         <w:t xml:space="preserve">Once you’re happy you know the data relatively well, let’s get to the tasks.</w:t>
       </w:r>
     </w:p>
-    <w:bookmarkStart w:id="69" w:name="the-good"/>
+    <w:bookmarkStart w:id="88" w:name="the-good"/>
     <w:p>
       <w:pPr>
         <w:pStyle w:val="Heading2"/>
       </w:pPr>
       <w:r>
-        <w:t xml:space="preserve">The good</w:t>
+        <w:t xml:space="preserve">The Good</w:t>
       </w:r>
     </w:p>
     <w:p>
@@ -5034,7 +6612,7 @@
       <w:r>
         <w:t xml:space="preserve"> </w:t>
       </w:r>
-      <w:hyperlink r:id="rId68">
+      <w:hyperlink r:id="rId87">
         <w:r>
           <w:rPr>
             <w:rStyle w:val="Hyperlink"/>
@@ -5100,14 +6678,14 @@
         <w:t xml:space="preserve">, then go ahead by all means.</w:t>
       </w:r>
     </w:p>
-    <w:bookmarkEnd w:id="69"/>
-    <w:bookmarkStart w:id="70" w:name="the-bad"/>
+    <w:bookmarkEnd w:id="88"/>
+    <w:bookmarkStart w:id="89" w:name="the-bad"/>
     <w:p>
       <w:pPr>
         <w:pStyle w:val="Heading2"/>
       </w:pPr>
       <w:r>
-        <w:t xml:space="preserve">The bad</w:t>
+        <w:t xml:space="preserve">The Bad</w:t>
       </w:r>
     </w:p>
     <w:p>
@@ -5240,8 +6818,281 @@
         <w:t xml:space="preserve">to finish the workshop :D.</w:t>
       </w:r>
     </w:p>
-    <w:bookmarkEnd w:id="70"/>
-    <w:bookmarkEnd w:id="71"/>
+    <w:bookmarkEnd w:id="89"/>
+    <w:bookmarkEnd w:id="90"/>
+    <w:bookmarkStart w:id="107" w:name="figures-from-the-real-world"/>
+    <w:p>
+      <w:pPr>
+        <w:pStyle w:val="Heading1"/>
+      </w:pPr>
+      <w:r>
+        <w:t xml:space="preserve">Figures from the Real World</w:t>
+      </w:r>
+    </w:p>
+    <w:p>
+      <w:pPr>
+        <w:pStyle w:val="FirstParagraph"/>
+      </w:pPr>
+      <w:r>
+        <w:t xml:space="preserve">Below are a series of figures seen</w:t>
+      </w:r>
+      <w:r>
+        <w:t xml:space="preserve"> </w:t>
+      </w:r>
+      <w:r>
+        <w:t xml:space="preserve">“</w:t>
+      </w:r>
+      <w:r>
+        <w:t xml:space="preserve">out in the wild</w:t>
+      </w:r>
+      <w:r>
+        <w:t xml:space="preserve">”</w:t>
+      </w:r>
+      <w:r>
+        <w:t xml:space="preserve">. Have a look through them and consider what works, what doesn’t work, and why they have made the decisions they have when producing that figure. Also give some thought to how you might create these figures in</w:t>
+      </w:r>
+      <w:r>
+        <w:t xml:space="preserve"> </w:t>
+      </w:r>
+      <w:r>
+        <w:rPr>
+          <w:rStyle w:val="VerbatimChar"/>
+        </w:rPr>
+        <w:t xml:space="preserve">ggplot2</w:t>
+      </w:r>
+      <w:r>
+        <w:t xml:space="preserve">.</w:t>
+      </w:r>
+    </w:p>
+    <w:bookmarkStart w:id="94" w:name="the-y-axis1"/>
+    <w:p>
+      <w:pPr>
+        <w:pStyle w:val="Heading2"/>
+      </w:pPr>
+      <w:r>
+        <w:t xml:space="preserve">THe Y-AxIs!1!</w:t>
+      </w:r>
+    </w:p>
+    <w:p>
+      <w:pPr>
+        <w:pStyle w:val="FirstParagraph"/>
+      </w:pPr>
+      <w:r>
+        <w:drawing>
+          <wp:inline>
+            <wp:extent cx="3810000" cy="5755640"/>
+            <wp:effectExtent b="0" l="0" r="0" t="0"/>
+            <wp:docPr descr="" title="" id="92" name="Picture"/>
+            <a:graphic>
+              <a:graphicData uri="http://schemas.openxmlformats.org/drawingml/2006/picture">
+                <pic:pic>
+                  <pic:nvPicPr>
+                    <pic:cNvPr descr="Figures/LondonBus.jpg" id="93" name="Picture"/>
+                    <pic:cNvPicPr>
+                      <a:picLocks noChangeArrowheads="1" noChangeAspect="1"/>
+                    </pic:cNvPicPr>
+                  </pic:nvPicPr>
+                  <pic:blipFill>
+                    <a:blip r:embed="rId91"/>
+                    <a:stretch>
+                      <a:fillRect/>
+                    </a:stretch>
+                  </pic:blipFill>
+                  <pic:spPr bwMode="auto">
+                    <a:xfrm>
+                      <a:off x="0" y="0"/>
+                      <a:ext cx="3810000" cy="5755640"/>
+                    </a:xfrm>
+                    <a:prstGeom prst="rect">
+                      <a:avLst/>
+                    </a:prstGeom>
+                    <a:noFill/>
+                    <a:ln w="9525">
+                      <a:noFill/>
+                      <a:headEnd/>
+                      <a:tailEnd/>
+                    </a:ln>
+                  </pic:spPr>
+                </pic:pic>
+              </a:graphicData>
+            </a:graphic>
+          </wp:inline>
+        </w:drawing>
+      </w:r>
+    </w:p>
+    <w:bookmarkEnd w:id="94"/>
+    <w:bookmarkStart w:id="98" w:name="are-you-even-happy"/>
+    <w:p>
+      <w:pPr>
+        <w:pStyle w:val="Heading2"/>
+      </w:pPr>
+      <w:r>
+        <w:t xml:space="preserve">Are you even happy?</w:t>
+      </w:r>
+    </w:p>
+    <w:p>
+      <w:pPr>
+        <w:pStyle w:val="FirstParagraph"/>
+      </w:pPr>
+      <w:r>
+        <w:drawing>
+          <wp:inline>
+            <wp:extent cx="3810000" cy="3515054"/>
+            <wp:effectExtent b="0" l="0" r="0" t="0"/>
+            <wp:docPr descr="" title="" id="96" name="Picture"/>
+            <a:graphic>
+              <a:graphicData uri="http://schemas.openxmlformats.org/drawingml/2006/picture">
+                <pic:pic>
+                  <pic:nvPicPr>
+                    <pic:cNvPr descr="Figures/Happy.jpg" id="97" name="Picture"/>
+                    <pic:cNvPicPr>
+                      <a:picLocks noChangeArrowheads="1" noChangeAspect="1"/>
+                    </pic:cNvPicPr>
+                  </pic:nvPicPr>
+                  <pic:blipFill>
+                    <a:blip r:embed="rId95"/>
+                    <a:stretch>
+                      <a:fillRect/>
+                    </a:stretch>
+                  </pic:blipFill>
+                  <pic:spPr bwMode="auto">
+                    <a:xfrm>
+                      <a:off x="0" y="0"/>
+                      <a:ext cx="3810000" cy="3515054"/>
+                    </a:xfrm>
+                    <a:prstGeom prst="rect">
+                      <a:avLst/>
+                    </a:prstGeom>
+                    <a:noFill/>
+                    <a:ln w="9525">
+                      <a:noFill/>
+                      <a:headEnd/>
+                      <a:tailEnd/>
+                    </a:ln>
+                  </pic:spPr>
+                </pic:pic>
+              </a:graphicData>
+            </a:graphic>
+          </wp:inline>
+        </w:drawing>
+      </w:r>
+    </w:p>
+    <w:bookmarkEnd w:id="98"/>
+    <w:bookmarkStart w:id="102" w:name="birds-and-light"/>
+    <w:p>
+      <w:pPr>
+        <w:pStyle w:val="Heading2"/>
+      </w:pPr>
+      <w:r>
+        <w:t xml:space="preserve">Birds and light</w:t>
+      </w:r>
+    </w:p>
+    <w:p>
+      <w:pPr>
+        <w:pStyle w:val="FirstParagraph"/>
+      </w:pPr>
+      <w:r>
+        <w:drawing>
+          <wp:inline>
+            <wp:extent cx="4677877" cy="3869355"/>
+            <wp:effectExtent b="0" l="0" r="0" t="0"/>
+            <wp:docPr descr="" title="" id="100" name="Picture"/>
+            <a:graphic>
+              <a:graphicData uri="http://schemas.openxmlformats.org/drawingml/2006/picture">
+                <pic:pic>
+                  <pic:nvPicPr>
+                    <pic:cNvPr descr="Figures/Birds.png" id="101" name="Picture"/>
+                    <pic:cNvPicPr>
+                      <a:picLocks noChangeArrowheads="1" noChangeAspect="1"/>
+                    </pic:cNvPicPr>
+                  </pic:nvPicPr>
+                  <pic:blipFill>
+                    <a:blip r:embed="rId99"/>
+                    <a:stretch>
+                      <a:fillRect/>
+                    </a:stretch>
+                  </pic:blipFill>
+                  <pic:spPr bwMode="auto">
+                    <a:xfrm>
+                      <a:off x="0" y="0"/>
+                      <a:ext cx="4677877" cy="3869355"/>
+                    </a:xfrm>
+                    <a:prstGeom prst="rect">
+                      <a:avLst/>
+                    </a:prstGeom>
+                    <a:noFill/>
+                    <a:ln w="9525">
+                      <a:noFill/>
+                      <a:headEnd/>
+                      <a:tailEnd/>
+                    </a:ln>
+                  </pic:spPr>
+                </pic:pic>
+              </a:graphicData>
+            </a:graphic>
+          </wp:inline>
+        </w:drawing>
+      </w:r>
+    </w:p>
+    <w:bookmarkEnd w:id="102"/>
+    <w:bookmarkStart w:id="106" w:name="marmosets-and-ketamine"/>
+    <w:p>
+      <w:pPr>
+        <w:pStyle w:val="Heading2"/>
+      </w:pPr>
+      <w:r>
+        <w:t xml:space="preserve">Marmosets and ketamine (?!)</w:t>
+      </w:r>
+    </w:p>
+    <w:p>
+      <w:pPr>
+        <w:pStyle w:val="FirstParagraph"/>
+      </w:pPr>
+      <w:r>
+        <w:drawing>
+          <wp:inline>
+            <wp:extent cx="2300437" cy="2964581"/>
+            <wp:effectExtent b="0" l="0" r="0" t="0"/>
+            <wp:docPr descr="" title="" id="104" name="Picture"/>
+            <a:graphic>
+              <a:graphicData uri="http://schemas.openxmlformats.org/drawingml/2006/picture">
+                <pic:pic>
+                  <pic:nvPicPr>
+                    <pic:cNvPr descr="Figures/Ketamine.png" id="105" name="Picture"/>
+                    <pic:cNvPicPr>
+                      <a:picLocks noChangeArrowheads="1" noChangeAspect="1"/>
+                    </pic:cNvPicPr>
+                  </pic:nvPicPr>
+                  <pic:blipFill>
+                    <a:blip r:embed="rId103"/>
+                    <a:stretch>
+                      <a:fillRect/>
+                    </a:stretch>
+                  </pic:blipFill>
+                  <pic:spPr bwMode="auto">
+                    <a:xfrm>
+                      <a:off x="0" y="0"/>
+                      <a:ext cx="2300437" cy="2964581"/>
+                    </a:xfrm>
+                    <a:prstGeom prst="rect">
+                      <a:avLst/>
+                    </a:prstGeom>
+                    <a:noFill/>
+                    <a:ln w="9525">
+                      <a:noFill/>
+                      <a:headEnd/>
+                      <a:tailEnd/>
+                    </a:ln>
+                  </pic:spPr>
+                </pic:pic>
+              </a:graphicData>
+            </a:graphic>
+          </wp:inline>
+        </w:drawing>
+      </w:r>
+    </w:p>
+    <w:bookmarkEnd w:id="106"/>
+    <w:bookmarkEnd w:id="107"/>
     <w:sectPr>
       <w:pgSz w:h="15840" w:w="12240"/>
       <w:pgMar w:bottom="1440" w:footer="720" w:gutter="0" w:header="720" w:left="1440" w:right="1440" w:top="1440"/>
@@ -5669,261 +7520,6 @@
     </w:lvl>
     <w:lvl w:ilvl="8">
       <w:start w:val="1"/>
-      <w:numFmt w:val="decimal"/>
-      <w:lvlText w:val="%9."/>
-      <w:lvlJc w:val="left"/>
-      <w:pPr>
-        <w:ind w:left="6480" w:hanging="480"/>
-      </w:pPr>
-    </w:lvl>
-  </w:abstractNum>
-  <w:abstractNum w:abstractNumId="99412">
-    <w:nsid w:val="A99412"/>
-    <w:multiLevelType w:val="multilevel"/>
-    <w:lvl w:ilvl="0">
-      <w:start w:val="2"/>
-      <w:numFmt w:val="decimal"/>
-      <w:lvlText w:val="%1."/>
-      <w:lvlJc w:val="left"/>
-      <w:pPr>
-        <w:ind w:left="720" w:hanging="480"/>
-      </w:pPr>
-    </w:lvl>
-    <w:lvl w:ilvl="1">
-      <w:start w:val="2"/>
-      <w:numFmt w:val="decimal"/>
-      <w:lvlText w:val="%2."/>
-      <w:lvlJc w:val="left"/>
-      <w:pPr>
-        <w:ind w:left="1440" w:hanging="480"/>
-      </w:pPr>
-    </w:lvl>
-    <w:lvl w:ilvl="2">
-      <w:start w:val="2"/>
-      <w:numFmt w:val="decimal"/>
-      <w:lvlText w:val="%3."/>
-      <w:lvlJc w:val="left"/>
-      <w:pPr>
-        <w:ind w:left="2160" w:hanging="480"/>
-      </w:pPr>
-    </w:lvl>
-    <w:lvl w:ilvl="3">
-      <w:start w:val="2"/>
-      <w:numFmt w:val="decimal"/>
-      <w:lvlText w:val="%4."/>
-      <w:lvlJc w:val="left"/>
-      <w:pPr>
-        <w:ind w:left="2880" w:hanging="480"/>
-      </w:pPr>
-    </w:lvl>
-    <w:lvl w:ilvl="4">
-      <w:start w:val="2"/>
-      <w:numFmt w:val="decimal"/>
-      <w:lvlText w:val="%5."/>
-      <w:lvlJc w:val="left"/>
-      <w:pPr>
-        <w:ind w:left="3600" w:hanging="480"/>
-      </w:pPr>
-    </w:lvl>
-    <w:lvl w:ilvl="5">
-      <w:start w:val="2"/>
-      <w:numFmt w:val="decimal"/>
-      <w:lvlText w:val="%6."/>
-      <w:lvlJc w:val="left"/>
-      <w:pPr>
-        <w:ind w:left="4320" w:hanging="480"/>
-      </w:pPr>
-    </w:lvl>
-    <w:lvl w:ilvl="6">
-      <w:start w:val="2"/>
-      <w:numFmt w:val="decimal"/>
-      <w:lvlText w:val="%7."/>
-      <w:lvlJc w:val="left"/>
-      <w:pPr>
-        <w:ind w:left="5040" w:hanging="480"/>
-      </w:pPr>
-    </w:lvl>
-    <w:lvl w:ilvl="7">
-      <w:start w:val="2"/>
-      <w:numFmt w:val="decimal"/>
-      <w:lvlText w:val="%8."/>
-      <w:lvlJc w:val="left"/>
-      <w:pPr>
-        <w:ind w:left="5760" w:hanging="480"/>
-      </w:pPr>
-    </w:lvl>
-    <w:lvl w:ilvl="8">
-      <w:start w:val="2"/>
-      <w:numFmt w:val="decimal"/>
-      <w:lvlText w:val="%9."/>
-      <w:lvlJc w:val="left"/>
-      <w:pPr>
-        <w:ind w:left="6480" w:hanging="480"/>
-      </w:pPr>
-    </w:lvl>
-  </w:abstractNum>
-  <w:abstractNum w:abstractNumId="99413">
-    <w:nsid w:val="A99413"/>
-    <w:multiLevelType w:val="multilevel"/>
-    <w:lvl w:ilvl="0">
-      <w:start w:val="3"/>
-      <w:numFmt w:val="decimal"/>
-      <w:lvlText w:val="%1."/>
-      <w:lvlJc w:val="left"/>
-      <w:pPr>
-        <w:ind w:left="720" w:hanging="480"/>
-      </w:pPr>
-    </w:lvl>
-    <w:lvl w:ilvl="1">
-      <w:start w:val="3"/>
-      <w:numFmt w:val="decimal"/>
-      <w:lvlText w:val="%2."/>
-      <w:lvlJc w:val="left"/>
-      <w:pPr>
-        <w:ind w:left="1440" w:hanging="480"/>
-      </w:pPr>
-    </w:lvl>
-    <w:lvl w:ilvl="2">
-      <w:start w:val="3"/>
-      <w:numFmt w:val="decimal"/>
-      <w:lvlText w:val="%3."/>
-      <w:lvlJc w:val="left"/>
-      <w:pPr>
-        <w:ind w:left="2160" w:hanging="480"/>
-      </w:pPr>
-    </w:lvl>
-    <w:lvl w:ilvl="3">
-      <w:start w:val="3"/>
-      <w:numFmt w:val="decimal"/>
-      <w:lvlText w:val="%4."/>
-      <w:lvlJc w:val="left"/>
-      <w:pPr>
-        <w:ind w:left="2880" w:hanging="480"/>
-      </w:pPr>
-    </w:lvl>
-    <w:lvl w:ilvl="4">
-      <w:start w:val="3"/>
-      <w:numFmt w:val="decimal"/>
-      <w:lvlText w:val="%5."/>
-      <w:lvlJc w:val="left"/>
-      <w:pPr>
-        <w:ind w:left="3600" w:hanging="480"/>
-      </w:pPr>
-    </w:lvl>
-    <w:lvl w:ilvl="5">
-      <w:start w:val="3"/>
-      <w:numFmt w:val="decimal"/>
-      <w:lvlText w:val="%6."/>
-      <w:lvlJc w:val="left"/>
-      <w:pPr>
-        <w:ind w:left="4320" w:hanging="480"/>
-      </w:pPr>
-    </w:lvl>
-    <w:lvl w:ilvl="6">
-      <w:start w:val="3"/>
-      <w:numFmt w:val="decimal"/>
-      <w:lvlText w:val="%7."/>
-      <w:lvlJc w:val="left"/>
-      <w:pPr>
-        <w:ind w:left="5040" w:hanging="480"/>
-      </w:pPr>
-    </w:lvl>
-    <w:lvl w:ilvl="7">
-      <w:start w:val="3"/>
-      <w:numFmt w:val="decimal"/>
-      <w:lvlText w:val="%8."/>
-      <w:lvlJc w:val="left"/>
-      <w:pPr>
-        <w:ind w:left="5760" w:hanging="480"/>
-      </w:pPr>
-    </w:lvl>
-    <w:lvl w:ilvl="8">
-      <w:start w:val="3"/>
-      <w:numFmt w:val="decimal"/>
-      <w:lvlText w:val="%9."/>
-      <w:lvlJc w:val="left"/>
-      <w:pPr>
-        <w:ind w:left="6480" w:hanging="480"/>
-      </w:pPr>
-    </w:lvl>
-  </w:abstractNum>
-  <w:abstractNum w:abstractNumId="99414">
-    <w:nsid w:val="A99414"/>
-    <w:multiLevelType w:val="multilevel"/>
-    <w:lvl w:ilvl="0">
-      <w:start w:val="4"/>
-      <w:numFmt w:val="decimal"/>
-      <w:lvlText w:val="%1."/>
-      <w:lvlJc w:val="left"/>
-      <w:pPr>
-        <w:ind w:left="720" w:hanging="480"/>
-      </w:pPr>
-    </w:lvl>
-    <w:lvl w:ilvl="1">
-      <w:start w:val="4"/>
-      <w:numFmt w:val="decimal"/>
-      <w:lvlText w:val="%2."/>
-      <w:lvlJc w:val="left"/>
-      <w:pPr>
-        <w:ind w:left="1440" w:hanging="480"/>
-      </w:pPr>
-    </w:lvl>
-    <w:lvl w:ilvl="2">
-      <w:start w:val="4"/>
-      <w:numFmt w:val="decimal"/>
-      <w:lvlText w:val="%3."/>
-      <w:lvlJc w:val="left"/>
-      <w:pPr>
-        <w:ind w:left="2160" w:hanging="480"/>
-      </w:pPr>
-    </w:lvl>
-    <w:lvl w:ilvl="3">
-      <w:start w:val="4"/>
-      <w:numFmt w:val="decimal"/>
-      <w:lvlText w:val="%4."/>
-      <w:lvlJc w:val="left"/>
-      <w:pPr>
-        <w:ind w:left="2880" w:hanging="480"/>
-      </w:pPr>
-    </w:lvl>
-    <w:lvl w:ilvl="4">
-      <w:start w:val="4"/>
-      <w:numFmt w:val="decimal"/>
-      <w:lvlText w:val="%5."/>
-      <w:lvlJc w:val="left"/>
-      <w:pPr>
-        <w:ind w:left="3600" w:hanging="480"/>
-      </w:pPr>
-    </w:lvl>
-    <w:lvl w:ilvl="5">
-      <w:start w:val="4"/>
-      <w:numFmt w:val="decimal"/>
-      <w:lvlText w:val="%6."/>
-      <w:lvlJc w:val="left"/>
-      <w:pPr>
-        <w:ind w:left="4320" w:hanging="480"/>
-      </w:pPr>
-    </w:lvl>
-    <w:lvl w:ilvl="6">
-      <w:start w:val="4"/>
-      <w:numFmt w:val="decimal"/>
-      <w:lvlText w:val="%7."/>
-      <w:lvlJc w:val="left"/>
-      <w:pPr>
-        <w:ind w:left="5040" w:hanging="480"/>
-      </w:pPr>
-    </w:lvl>
-    <w:lvl w:ilvl="7">
-      <w:start w:val="4"/>
-      <w:numFmt w:val="decimal"/>
-      <w:lvlText w:val="%8."/>
-      <w:lvlJc w:val="left"/>
-      <w:pPr>
-        <w:ind w:left="5760" w:hanging="480"/>
-      </w:pPr>
-    </w:lvl>
-    <w:lvl w:ilvl="8">
-      <w:start w:val="4"/>
       <w:numFmt w:val="decimal"/>
       <w:lvlText w:val="%9."/>
       <w:lvlJc w:val="left"/>
@@ -6032,186 +7628,6 @@
     </w:lvlOverride>
   </w:num>
   <w:num w:numId="1003">
-    <w:abstractNumId w:val="99411"/>
-    <w:lvlOverride w:ilvl="0">
-      <w:startOverride w:val="1"/>
-    </w:lvlOverride>
-    <w:lvlOverride w:ilvl="1">
-      <w:startOverride w:val="1"/>
-    </w:lvlOverride>
-    <w:lvlOverride w:ilvl="2">
-      <w:startOverride w:val="1"/>
-    </w:lvlOverride>
-    <w:lvlOverride w:ilvl="3">
-      <w:startOverride w:val="1"/>
-    </w:lvlOverride>
-    <w:lvlOverride w:ilvl="4">
-      <w:startOverride w:val="1"/>
-    </w:lvlOverride>
-    <w:lvlOverride w:ilvl="5">
-      <w:startOverride w:val="1"/>
-    </w:lvlOverride>
-    <w:lvlOverride w:ilvl="6">
-      <w:startOverride w:val="1"/>
-    </w:lvlOverride>
-    <w:lvlOverride w:ilvl="7">
-      <w:startOverride w:val="1"/>
-    </w:lvlOverride>
-    <w:lvlOverride w:ilvl="8">
-      <w:startOverride w:val="1"/>
-    </w:lvlOverride>
-  </w:num>
-  <w:num w:numId="1004">
-    <w:abstractNumId w:val="99411"/>
-    <w:lvlOverride w:ilvl="0">
-      <w:startOverride w:val="1"/>
-    </w:lvlOverride>
-    <w:lvlOverride w:ilvl="1">
-      <w:startOverride w:val="1"/>
-    </w:lvlOverride>
-    <w:lvlOverride w:ilvl="2">
-      <w:startOverride w:val="1"/>
-    </w:lvlOverride>
-    <w:lvlOverride w:ilvl="3">
-      <w:startOverride w:val="1"/>
-    </w:lvlOverride>
-    <w:lvlOverride w:ilvl="4">
-      <w:startOverride w:val="1"/>
-    </w:lvlOverride>
-    <w:lvlOverride w:ilvl="5">
-      <w:startOverride w:val="1"/>
-    </w:lvlOverride>
-    <w:lvlOverride w:ilvl="6">
-      <w:startOverride w:val="1"/>
-    </w:lvlOverride>
-    <w:lvlOverride w:ilvl="7">
-      <w:startOverride w:val="1"/>
-    </w:lvlOverride>
-    <w:lvlOverride w:ilvl="8">
-      <w:startOverride w:val="1"/>
-    </w:lvlOverride>
-  </w:num>
-  <w:num w:numId="1005">
-    <w:abstractNumId w:val="99412"/>
-    <w:lvlOverride w:ilvl="0">
-      <w:startOverride w:val="2"/>
-    </w:lvlOverride>
-    <w:lvlOverride w:ilvl="1">
-      <w:startOverride w:val="2"/>
-    </w:lvlOverride>
-    <w:lvlOverride w:ilvl="2">
-      <w:startOverride w:val="2"/>
-    </w:lvlOverride>
-    <w:lvlOverride w:ilvl="3">
-      <w:startOverride w:val="2"/>
-    </w:lvlOverride>
-    <w:lvlOverride w:ilvl="4">
-      <w:startOverride w:val="2"/>
-    </w:lvlOverride>
-    <w:lvlOverride w:ilvl="5">
-      <w:startOverride w:val="2"/>
-    </w:lvlOverride>
-    <w:lvlOverride w:ilvl="6">
-      <w:startOverride w:val="2"/>
-    </w:lvlOverride>
-    <w:lvlOverride w:ilvl="7">
-      <w:startOverride w:val="2"/>
-    </w:lvlOverride>
-    <w:lvlOverride w:ilvl="8">
-      <w:startOverride w:val="2"/>
-    </w:lvlOverride>
-  </w:num>
-  <w:num w:numId="1006">
-    <w:abstractNumId w:val="99413"/>
-    <w:lvlOverride w:ilvl="0">
-      <w:startOverride w:val="3"/>
-    </w:lvlOverride>
-    <w:lvlOverride w:ilvl="1">
-      <w:startOverride w:val="3"/>
-    </w:lvlOverride>
-    <w:lvlOverride w:ilvl="2">
-      <w:startOverride w:val="3"/>
-    </w:lvlOverride>
-    <w:lvlOverride w:ilvl="3">
-      <w:startOverride w:val="3"/>
-    </w:lvlOverride>
-    <w:lvlOverride w:ilvl="4">
-      <w:startOverride w:val="3"/>
-    </w:lvlOverride>
-    <w:lvlOverride w:ilvl="5">
-      <w:startOverride w:val="3"/>
-    </w:lvlOverride>
-    <w:lvlOverride w:ilvl="6">
-      <w:startOverride w:val="3"/>
-    </w:lvlOverride>
-    <w:lvlOverride w:ilvl="7">
-      <w:startOverride w:val="3"/>
-    </w:lvlOverride>
-    <w:lvlOverride w:ilvl="8">
-      <w:startOverride w:val="3"/>
-    </w:lvlOverride>
-  </w:num>
-  <w:num w:numId="1007">
-    <w:abstractNumId w:val="99414"/>
-    <w:lvlOverride w:ilvl="0">
-      <w:startOverride w:val="4"/>
-    </w:lvlOverride>
-    <w:lvlOverride w:ilvl="1">
-      <w:startOverride w:val="4"/>
-    </w:lvlOverride>
-    <w:lvlOverride w:ilvl="2">
-      <w:startOverride w:val="4"/>
-    </w:lvlOverride>
-    <w:lvlOverride w:ilvl="3">
-      <w:startOverride w:val="4"/>
-    </w:lvlOverride>
-    <w:lvlOverride w:ilvl="4">
-      <w:startOverride w:val="4"/>
-    </w:lvlOverride>
-    <w:lvlOverride w:ilvl="5">
-      <w:startOverride w:val="4"/>
-    </w:lvlOverride>
-    <w:lvlOverride w:ilvl="6">
-      <w:startOverride w:val="4"/>
-    </w:lvlOverride>
-    <w:lvlOverride w:ilvl="7">
-      <w:startOverride w:val="4"/>
-    </w:lvlOverride>
-    <w:lvlOverride w:ilvl="8">
-      <w:startOverride w:val="4"/>
-    </w:lvlOverride>
-  </w:num>
-  <w:num w:numId="1008">
-    <w:abstractNumId w:val="99411"/>
-    <w:lvlOverride w:ilvl="0">
-      <w:startOverride w:val="1"/>
-    </w:lvlOverride>
-    <w:lvlOverride w:ilvl="1">
-      <w:startOverride w:val="1"/>
-    </w:lvlOverride>
-    <w:lvlOverride w:ilvl="2">
-      <w:startOverride w:val="1"/>
-    </w:lvlOverride>
-    <w:lvlOverride w:ilvl="3">
-      <w:startOverride w:val="1"/>
-    </w:lvlOverride>
-    <w:lvlOverride w:ilvl="4">
-      <w:startOverride w:val="1"/>
-    </w:lvlOverride>
-    <w:lvlOverride w:ilvl="5">
-      <w:startOverride w:val="1"/>
-    </w:lvlOverride>
-    <w:lvlOverride w:ilvl="6">
-      <w:startOverride w:val="1"/>
-    </w:lvlOverride>
-    <w:lvlOverride w:ilvl="7">
-      <w:startOverride w:val="1"/>
-    </w:lvlOverride>
-    <w:lvlOverride w:ilvl="8">
-      <w:startOverride w:val="1"/>
-    </w:lvlOverride>
-  </w:num>
-  <w:num w:numId="1009">
     <w:abstractNumId w:val="99411"/>
     <w:lvlOverride w:ilvl="0">
       <w:startOverride w:val="1"/>

--- a/Workshops/Workshop 2 - Data vis/Workshop-2---Data-visualisation.docx
+++ b/Workshops/Workshop 2 - Data vis/Workshop-2---Data-visualisation.docx
@@ -71,7 +71,7 @@
         <w:t xml:space="preserve"> </w:t>
       </w:r>
       <w:r>
-        <w:t xml:space="preserve">2025-08-22</w:t>
+        <w:t xml:space="preserve">2025-08-24</w:t>
       </w:r>
     </w:p>
     <w:sdt>
@@ -351,7 +351,7 @@
         <w:t xml:space="preserve"> </w:t>
       </w:r>
       <w:r>
-        <w:t xml:space="preserve">is sometimes asked for by employers; we’ve even seen job adverts from companies such as Spotify listing this an an essential criterion.</w:t>
+        <w:t xml:space="preserve">is sometimes asked for by employers; we’ve even seen job adverts from companies such as Spotify listing this an essential criterion.</w:t>
       </w:r>
     </w:p>
     <w:p>
@@ -468,7 +468,7 @@
         <w:t xml:space="preserve">mean()</w:t>
       </w:r>
       <w:r>
-        <w:t xml:space="preserve">). While doing so is useful, complimenting this with data visualisations is really powerful.</w:t>
+        <w:t xml:space="preserve">). While doing so is useful, complementing this with data visualisations is really powerful.</w:t>
       </w:r>
     </w:p>
     <w:p>
@@ -513,7 +513,7 @@
         <w:pStyle w:val="BlockText"/>
       </w:pPr>
       <w:r>
-        <w:t xml:space="preserve">This removes all objects in the global environment (but not hidden ones). It does not delete any files, so don’t worry about loosing any of your work.</w:t>
+        <w:t xml:space="preserve">This removes all objects in the global environment (but not hidden ones). It does not delete any files, so don’t worry about losing any of your work.</w:t>
       </w:r>
     </w:p>
     <w:p>
@@ -1897,7 +1897,7 @@
         <w:t xml:space="preserve">“</w:t>
       </w:r>
       <w:r>
-        <w:t xml:space="preserve">jiterring</w:t>
+        <w:t xml:space="preserve">jittering</w:t>
       </w:r>
       <w:r>
         <w:t xml:space="preserve">”</w:t>
@@ -4298,19 +4298,13 @@
     </w:p>
     <w:bookmarkEnd w:id="61"/>
     <w:bookmarkEnd w:id="62"/>
-    <w:bookmarkStart w:id="67" w:name="geom_s"/>
+    <w:bookmarkStart w:id="67" w:name="choosing-geoms"/>
     <w:p>
       <w:pPr>
         <w:pStyle w:val="Heading1"/>
       </w:pPr>
       <w:r>
-        <w:rPr>
-          <w:rStyle w:val="VerbatimChar"/>
-        </w:rPr>
-        <w:t xml:space="preserve">geom_</w:t>
-      </w:r>
-      <w:r>
-        <w:t xml:space="preserve">s</w:t>
+        <w:t xml:space="preserve">Choosing geoms</w:t>
       </w:r>
     </w:p>
     <w:p>
@@ -4502,7 +4496,34 @@
         <w:rPr>
           <w:rStyle w:val="NormalTok"/>
         </w:rPr>
-        <w:t xml:space="preserve"> length))</w:t>
+        <w:t xml:space="preserve"> length)) </w:t>
+      </w:r>
+      <w:r>
+        <w:rPr>
+          <w:rStyle w:val="SpecialCharTok"/>
+        </w:rPr>
+        <w:t xml:space="preserve">+</w:t>
+      </w:r>
+      <w:r>
+        <w:br/>
+      </w:r>
+      <w:r>
+        <w:rPr>
+          <w:rStyle w:val="NormalTok"/>
+        </w:rPr>
+        <w:t xml:space="preserve">  </w:t>
+      </w:r>
+      <w:r>
+        <w:rPr>
+          <w:rStyle w:val="FunctionTok"/>
+        </w:rPr>
+        <w:t xml:space="preserve">theme_bw</w:t>
+      </w:r>
+      <w:r>
+        <w:rPr>
+          <w:rStyle w:val="NormalTok"/>
+        </w:rPr>
+        <w:t xml:space="preserve">()</w:t>
       </w:r>
     </w:p>
     <w:p>
@@ -4553,13 +4574,13 @@
       </w:r>
     </w:p>
     <w:bookmarkEnd w:id="67"/>
-    <w:bookmarkStart w:id="82" w:name="interpretation-of-commmon-graphs"/>
+    <w:bookmarkStart w:id="82" w:name="interpretation-of-common-graphs"/>
     <w:p>
       <w:pPr>
         <w:pStyle w:val="Heading1"/>
       </w:pPr>
       <w:r>
-        <w:t xml:space="preserve">Interpretation of Commmon Graphs</w:t>
+        <w:t xml:space="preserve">Interpretation of Common Graphs</w:t>
       </w:r>
     </w:p>
     <w:p>
@@ -4792,7 +4813,34 @@
         <w:rPr>
           <w:rStyle w:val="NormalTok"/>
         </w:rPr>
-        <w:t xml:space="preserve">)</w:t>
+        <w:t xml:space="preserve">) </w:t>
+      </w:r>
+      <w:r>
+        <w:rPr>
+          <w:rStyle w:val="SpecialCharTok"/>
+        </w:rPr>
+        <w:t xml:space="preserve">+</w:t>
+      </w:r>
+      <w:r>
+        <w:br/>
+      </w:r>
+      <w:r>
+        <w:rPr>
+          <w:rStyle w:val="NormalTok"/>
+        </w:rPr>
+        <w:t xml:space="preserve">  </w:t>
+      </w:r>
+      <w:r>
+        <w:rPr>
+          <w:rStyle w:val="FunctionTok"/>
+        </w:rPr>
+        <w:t xml:space="preserve">theme_bw</w:t>
+      </w:r>
+      <w:r>
+        <w:rPr>
+          <w:rStyle w:val="NormalTok"/>
+        </w:rPr>
+        <w:t xml:space="preserve">()</w:t>
       </w:r>
     </w:p>
     <w:p>
@@ -4870,7 +4918,19 @@
         <w:t xml:space="preserve">ggplot2</w:t>
       </w:r>
       <w:r>
-        <w:t xml:space="preserve">, the default bin width is 30. That means that ggplot is dividing the range of the x variable (in this case length) into 30 bins of equal width (</w:t>
+        <w:t xml:space="preserve">, the default behaviour is to create 30 bins. That means that ggplot is dividing the range of the x variable (in this case</w:t>
+      </w:r>
+      <w:r>
+        <w:t xml:space="preserve"> </w:t>
+      </w:r>
+      <w:r>
+        <w:rPr>
+          <w:rStyle w:val="VerbatimChar"/>
+        </w:rPr>
+        <w:t xml:space="preserve">length</w:t>
+      </w:r>
+      <w:r>
+        <w:t xml:space="preserve">) into 30 bins of equal width (</w:t>
       </w:r>
       <m:oMath>
         <m:r>
@@ -4950,7 +5010,7 @@
         </m:f>
       </m:oMath>
       <w:r>
-        <w:t xml:space="preserve">). The default binwidth for the full boto length data can be calculated (</w:t>
+        <w:t xml:space="preserve">). The binwidth for the full boto length data can be calculated (</w:t>
       </w:r>
       <w:r>
         <w:rPr>
@@ -4962,7 +5022,15 @@
         <w:t xml:space="preserve"> </w:t>
       </w:r>
       <w:r>
-        <w:t xml:space="preserve">= 2.27). There is no ideal bin width but usually one sets a bin width to provide a reasonably smooth presentation of the distribution, and so that there are not too many bins with only a single observation. You can set the bin width manually by adding an additional argument,</w:t>
+        <w:t xml:space="preserve">= 2.27).</w:t>
+      </w:r>
+    </w:p>
+    <w:p>
+      <w:pPr>
+        <w:pStyle w:val="BodyText"/>
+      </w:pPr>
+      <w:r>
+        <w:t xml:space="preserve">There is no ideal bin width but usually you’d set a bin width to provide a reasonably smooth presentation of the distribution, but equally not so thin that each bin has a single observation. You can set the bin width manually by adding an additional argument,</w:t>
       </w:r>
       <w:r>
         <w:t xml:space="preserve"> </w:t>
@@ -4992,7 +5060,19 @@
         <w:t xml:space="preserve"> </w:t>
       </w:r>
       <w:r>
-        <w:t xml:space="preserve">function as below:</w:t>
+        <w:t xml:space="preserve">function as below (or you can specify how many bins you want with</w:t>
+      </w:r>
+      <w:r>
+        <w:t xml:space="preserve"> </w:t>
+      </w:r>
+      <w:r>
+        <w:rPr>
+          <w:rStyle w:val="VerbatimChar"/>
+        </w:rPr>
+        <w:t xml:space="preserve">bins</w:t>
+      </w:r>
+      <w:r>
+        <w:t xml:space="preserve">):</w:t>
       </w:r>
     </w:p>
     <w:p>
@@ -5210,7 +5290,34 @@
         <w:rPr>
           <w:rStyle w:val="NormalTok"/>
         </w:rPr>
-        <w:t xml:space="preserve">)</w:t>
+        <w:t xml:space="preserve">) </w:t>
+      </w:r>
+      <w:r>
+        <w:rPr>
+          <w:rStyle w:val="SpecialCharTok"/>
+        </w:rPr>
+        <w:t xml:space="preserve">+</w:t>
+      </w:r>
+      <w:r>
+        <w:br/>
+      </w:r>
+      <w:r>
+        <w:rPr>
+          <w:rStyle w:val="NormalTok"/>
+        </w:rPr>
+        <w:t xml:space="preserve">  </w:t>
+      </w:r>
+      <w:r>
+        <w:rPr>
+          <w:rStyle w:val="FunctionTok"/>
+        </w:rPr>
+        <w:t xml:space="preserve">theme_bw</w:t>
+      </w:r>
+      <w:r>
+        <w:rPr>
+          <w:rStyle w:val="NormalTok"/>
+        </w:rPr>
+        <w:t xml:space="preserve">()</w:t>
       </w:r>
     </w:p>
     <w:p>
@@ -5265,7 +5372,7 @@
         <w:pStyle w:val="BodyText"/>
       </w:pPr>
       <w:r>
-        <w:t xml:space="preserve">So, for a histogram where the range of values goes from 170-238 cm, with a binwidth of 5, each bin will represent an interval of 5 cm. Therefore, to interpret the middle bin (the one that sits on top of 200 cm), you can read off the plot that there are 10 observations (i.e. 10 dolphins) that had lengths that fell between 197.5 and 202.5 cm. For the bin to the far right, there is 1 observation that falls between 237.5 and 242.5 cm (i.e. there is only one dolphin that is ca. 240 cm long in the data).</w:t>
+        <w:t xml:space="preserve">So, for a histogram where the range of values goes from 170-238 cm, with a binwidth of 5, each bin will represent an interval of 5 cm. Therefore, to interpret the middle bin (the one that sits on top of 200 cm), you can read off the plot that there are 10 observations (i.e. 10 dolphins) that had lengths that fell between 197.5 and 202.5 cm (5 cm interval). For the bin to the far right, there is 1 observation that falls between 237.5 and 242.5 cm (i.e. there is only one dolphin that is ca. 240 cm long in the data).</w:t>
       </w:r>
     </w:p>
     <w:bookmarkEnd w:id="74"/>
@@ -5283,25 +5390,35 @@
         <w:pStyle w:val="FirstParagraph"/>
       </w:pPr>
       <w:r>
-        <w:t xml:space="preserve">Density plots share a similar</w:t>
-      </w:r>
-      <w:r>
-        <w:t xml:space="preserve"> </w:t>
+        <w:t xml:space="preserve">Density plots are a similar idea to histograms, in that they’re very useful for understanding the spread, or distribution, of your data. In truth, they’re</w:t>
+      </w:r>
+      <w:r>
+        <w:t xml:space="preserve"> </w:t>
+      </w:r>
+      <w:r>
+        <w:rPr>
+          <w:iCs/>
+          <w:i/>
+        </w:rPr>
+        <w:t xml:space="preserve">exceptionally</w:t>
+      </w:r>
+      <w:r>
+        <w:t xml:space="preserve"> </w:t>
+      </w:r>
+      <w:r>
+        <w:t xml:space="preserve">similar to histograms but differ in two important ways: 1. The y-axis doesn’t show counts but proportion (i.e. what proportion of observations are at this value) 2. They don’t use bins and bars, but instead use a smoothed line. But otherwise, you use them in the same way, i.e. </w:t>
       </w:r>
       <w:r>
         <w:t xml:space="preserve">“</w:t>
       </w:r>
       <w:r>
-        <w:t xml:space="preserve">space</w:t>
+        <w:t xml:space="preserve">what’s the spread of my data</w:t>
       </w:r>
       <w:r>
         <w:t xml:space="preserve">”</w:t>
       </w:r>
       <w:r>
-        <w:t xml:space="preserve"> </w:t>
-      </w:r>
-      <w:r>
-        <w:t xml:space="preserve">as histograms, in that they’re very useful for understanding the spread of your data. In truth, they’re exceptionally similar to histograms but differ in two important ways: 1. The y-axis doesn’t show counts but proportion (i.e. what proportion of observations are in at this value) 2. They don’t use bins and bars, but instead use a smoothed line</w:t>
+        <w:t xml:space="preserve">?</w:t>
       </w:r>
     </w:p>
     <w:p>
@@ -5461,7 +5578,34 @@
         <w:rPr>
           <w:rStyle w:val="NormalTok"/>
         </w:rPr>
-        <w:t xml:space="preserve">)</w:t>
+        <w:t xml:space="preserve">) </w:t>
+      </w:r>
+      <w:r>
+        <w:rPr>
+          <w:rStyle w:val="SpecialCharTok"/>
+        </w:rPr>
+        <w:t xml:space="preserve">+</w:t>
+      </w:r>
+      <w:r>
+        <w:br/>
+      </w:r>
+      <w:r>
+        <w:rPr>
+          <w:rStyle w:val="NormalTok"/>
+        </w:rPr>
+        <w:t xml:space="preserve">  </w:t>
+      </w:r>
+      <w:r>
+        <w:rPr>
+          <w:rStyle w:val="FunctionTok"/>
+        </w:rPr>
+        <w:t xml:space="preserve">theme_bw</w:t>
+      </w:r>
+      <w:r>
+        <w:rPr>
+          <w:rStyle w:val="NormalTok"/>
+        </w:rPr>
+        <w:t xml:space="preserve">()</w:t>
       </w:r>
     </w:p>
     <w:p>
@@ -5516,7 +5660,7 @@
         <w:pStyle w:val="BodyText"/>
       </w:pPr>
       <w:r>
-        <w:t xml:space="preserve">If you compare it to the histogram, you’ can see similar you’d probably reach the same conclusion. Most dolphins are below ca. 210 cm long, a decent amount of them are between 210 to 230 cm, and very few at more than 230 cm.</w:t>
+        <w:t xml:space="preserve">If you compare it to the histogram, you can see that you’d probably reach the same interpretation with either figure. Most dolphins are below ca. 210 cm long, a decent amount of them are between 210 to 230 cm, and very few at more than 230 cm.</w:t>
       </w:r>
     </w:p>
     <w:p>
@@ -5524,7 +5668,7 @@
         <w:pStyle w:val="BodyText"/>
       </w:pPr>
       <w:r>
-        <w:t xml:space="preserve">It’s possible to combine a histogram and a density plot, though it is a bit fiddly because you need to convert proportion into counts (by multiplying proportion with the total number of dolphins with the binwidth). I wouldn’t normally do this in my own work, but if you’re interested, here’s what the code could look like:</w:t>
+        <w:t xml:space="preserve">It’s possible to combine a histogram and a density plot, though it is a bit fiddly because you need to convert proportion into counts (by multiplying proportion with the total number of dolphins and multiply that by the binwidth). I wouldn’t normally do this in my own work, but it might help you see how the two are related to each other. Here’s what the code could look like:</w:t>
       </w:r>
     </w:p>
     <w:p>
@@ -5853,7 +5997,34 @@
         <w:rPr>
           <w:rStyle w:val="NormalTok"/>
         </w:rPr>
-        <w:t xml:space="preserve">)</w:t>
+        <w:t xml:space="preserve">) </w:t>
+      </w:r>
+      <w:r>
+        <w:rPr>
+          <w:rStyle w:val="SpecialCharTok"/>
+        </w:rPr>
+        <w:t xml:space="preserve">+</w:t>
+      </w:r>
+      <w:r>
+        <w:br/>
+      </w:r>
+      <w:r>
+        <w:rPr>
+          <w:rStyle w:val="NormalTok"/>
+        </w:rPr>
+        <w:t xml:space="preserve">  </w:t>
+      </w:r>
+      <w:r>
+        <w:rPr>
+          <w:rStyle w:val="FunctionTok"/>
+        </w:rPr>
+        <w:t xml:space="preserve">theme_bw</w:t>
+      </w:r>
+      <w:r>
+        <w:rPr>
+          <w:rStyle w:val="NormalTok"/>
+        </w:rPr>
+        <w:t xml:space="preserve">()</w:t>
       </w:r>
     </w:p>
     <w:p>
@@ -5908,7 +6079,22 @@
         <w:pStyle w:val="BodyText"/>
       </w:pPr>
       <w:r>
-        <w:t xml:space="preserve">Remember those violin plots from earlier? They’re basically just density plots rotated onto their side and split by whichever factor you add to the x-axis.</w:t>
+        <w:t xml:space="preserve">Before we move on, remember those violin plots from earlier? They’re basically just density plots rotated onto their side and split by whichever factor you add to the x-axis. They just don’t show the proportion but you read them the same way;</w:t>
+      </w:r>
+      <w:r>
+        <w:t xml:space="preserve"> </w:t>
+      </w:r>
+      <w:r>
+        <w:t xml:space="preserve">“</w:t>
+      </w:r>
+      <w:r>
+        <w:t xml:space="preserve">where is my data most concentrated</w:t>
+      </w:r>
+      <w:r>
+        <w:t xml:space="preserve">”</w:t>
+      </w:r>
+      <w:r>
+        <w:t xml:space="preserve">?</w:t>
       </w:r>
     </w:p>
     <w:bookmarkEnd w:id="81"/>
@@ -6575,7 +6761,7 @@
         <w:rPr>
           <w:rStyle w:val="VerbatimChar"/>
         </w:rPr>
-        <w:t xml:space="preserve">abdn_rent.csv</w:t>
+        <w:t xml:space="preserve">abdn_rent.txt</w:t>
       </w:r>
       <w:r>
         <w:t xml:space="preserve"> </w:t>
@@ -6820,7 +7006,7 @@
     </w:p>
     <w:bookmarkEnd w:id="89"/>
     <w:bookmarkEnd w:id="90"/>
-    <w:bookmarkStart w:id="107" w:name="figures-from-the-real-world"/>
+    <w:bookmarkStart w:id="111" w:name="figures-from-the-real-world"/>
     <w:p>
       <w:pPr>
         <w:pStyle w:val="Heading1"/>
@@ -6864,7 +7050,7 @@
         <w:t xml:space="preserve">.</w:t>
       </w:r>
     </w:p>
-    <w:bookmarkStart w:id="94" w:name="the-y-axis1"/>
+    <w:bookmarkStart w:id="95" w:name="the-y-axis1"/>
     <w:p>
       <w:pPr>
         <w:pStyle w:val="Heading2"/>
@@ -6876,24 +7062,81 @@
     <w:p>
       <w:pPr>
         <w:pStyle w:val="FirstParagraph"/>
+      </w:pPr>
+      <w:r>
+        <w:t xml:space="preserve">This figure comes from the</w:t>
+      </w:r>
+      <w:r>
+        <w:t xml:space="preserve"> </w:t>
+      </w:r>
+      <w:hyperlink r:id="rId91">
+        <w:r>
+          <w:rPr>
+            <w:rStyle w:val="Hyperlink"/>
+          </w:rPr>
+          <w:t xml:space="preserve">Financial Times</w:t>
+        </w:r>
+      </w:hyperlink>
+      <w:r>
+        <w:t xml:space="preserve"> </w:t>
+      </w:r>
+      <w:r>
+        <w:t xml:space="preserve">and looks at bus usage inside and outside of London. If you use the link, the online version of figure is marginally different to this one (it includes another lines for private car ownership) but are otherwise identical. Review either figure and decide if there’s anything you think is inappropriate. As a small hint, pay attention to the y-axis.</w:t>
+      </w:r>
+    </w:p>
+    <w:p>
+      <w:pPr>
+        <w:pStyle w:val="BodyText"/>
+      </w:pPr>
+      <w:r>
+        <w:t xml:space="preserve">As a small side note, the Financial Times uses</w:t>
+      </w:r>
+      <w:r>
+        <w:t xml:space="preserve"> </w:t>
+      </w:r>
+      <w:r>
+        <w:rPr>
+          <w:rStyle w:val="VerbatimChar"/>
+        </w:rPr>
+        <w:t xml:space="preserve">ggplot2</w:t>
+      </w:r>
+      <w:r>
+        <w:t xml:space="preserve"> </w:t>
+      </w:r>
+      <w:r>
+        <w:t xml:space="preserve">to produce their figures and even have their own ggplot theme (</w:t>
+      </w:r>
+      <w:r>
+        <w:rPr>
+          <w:rStyle w:val="VerbatimChar"/>
+        </w:rPr>
+        <w:t xml:space="preserve">ftplottools</w:t>
+      </w:r>
+      <w:r>
+        <w:t xml:space="preserve">).</w:t>
+      </w:r>
+    </w:p>
+    <w:p>
+      <w:pPr>
+        <w:pStyle w:val="BodyText"/>
       </w:pPr>
       <w:r>
         <w:drawing>
           <wp:inline>
             <wp:extent cx="3810000" cy="5755640"/>
             <wp:effectExtent b="0" l="0" r="0" t="0"/>
-            <wp:docPr descr="" title="" id="92" name="Picture"/>
+            <wp:docPr descr="" title="" id="93" name="Picture"/>
             <a:graphic>
               <a:graphicData uri="http://schemas.openxmlformats.org/drawingml/2006/picture">
                 <pic:pic>
                   <pic:nvPicPr>
-                    <pic:cNvPr descr="Figures/LondonBus.jpg" id="93" name="Picture"/>
+                    <pic:cNvPr descr="Figures/LondonBus.jpg" id="94" name="Picture"/>
                     <pic:cNvPicPr>
                       <a:picLocks noChangeArrowheads="1" noChangeAspect="1"/>
                     </pic:cNvPicPr>
                   </pic:nvPicPr>
                   <pic:blipFill>
-                    <a:blip r:embed="rId91"/>
+                    <a:blip r:embed="rId92"/>
                     <a:stretch>
                       <a:fillRect/>
                     </a:stretch>
@@ -6920,8 +7163,8 @@
         </w:drawing>
       </w:r>
     </w:p>
-    <w:bookmarkEnd w:id="94"/>
-    <w:bookmarkStart w:id="98" w:name="are-you-even-happy"/>
+    <w:bookmarkEnd w:id="95"/>
+    <w:bookmarkStart w:id="100" w:name="are-you-even-happy"/>
     <w:p>
       <w:pPr>
         <w:pStyle w:val="Heading2"/>
@@ -6933,24 +7176,46 @@
     <w:p>
       <w:pPr>
         <w:pStyle w:val="FirstParagraph"/>
+      </w:pPr>
+      <w:r>
+        <w:t xml:space="preserve">This is a figure I found somewhere online, which comes from this</w:t>
+      </w:r>
+      <w:r>
+        <w:t xml:space="preserve"> </w:t>
+      </w:r>
+      <w:hyperlink r:id="rId96">
+        <w:r>
+          <w:rPr>
+            <w:rStyle w:val="Hyperlink"/>
+          </w:rPr>
+          <w:t xml:space="preserve">organisation</w:t>
+        </w:r>
+      </w:hyperlink>
+      <w:r>
+        <w:t xml:space="preserve">. Jumping ahead a bit, but if you look through the actual report, most of the figures are actually pretty good (one or two figures might have benefited from a second pass but mostly good). The level of competency in their figures makes me think this was either a joke, or a CEO asked for this and wouldn’t listen to people saying that it’s a bad idea, or it’s fake. It’s not massively important given your task is to review it.</w:t>
+      </w:r>
+    </w:p>
+    <w:p>
+      <w:pPr>
+        <w:pStyle w:val="BodyText"/>
       </w:pPr>
       <w:r>
         <w:drawing>
           <wp:inline>
             <wp:extent cx="3810000" cy="3515054"/>
             <wp:effectExtent b="0" l="0" r="0" t="0"/>
-            <wp:docPr descr="" title="" id="96" name="Picture"/>
+            <wp:docPr descr="" title="" id="98" name="Picture"/>
             <a:graphic>
               <a:graphicData uri="http://schemas.openxmlformats.org/drawingml/2006/picture">
                 <pic:pic>
                   <pic:nvPicPr>
-                    <pic:cNvPr descr="Figures/Happy.jpg" id="97" name="Picture"/>
+                    <pic:cNvPr descr="Figures/Happy.jpg" id="99" name="Picture"/>
                     <pic:cNvPicPr>
                       <a:picLocks noChangeArrowheads="1" noChangeAspect="1"/>
                     </pic:cNvPicPr>
                   </pic:nvPicPr>
                   <pic:blipFill>
-                    <a:blip r:embed="rId95"/>
+                    <a:blip r:embed="rId97"/>
                     <a:stretch>
                       <a:fillRect/>
                     </a:stretch>
@@ -6977,8 +7242,8 @@
         </w:drawing>
       </w:r>
     </w:p>
-    <w:bookmarkEnd w:id="98"/>
-    <w:bookmarkStart w:id="102" w:name="birds-and-light"/>
+    <w:bookmarkEnd w:id="100"/>
+    <w:bookmarkStart w:id="105" w:name="birds-and-light"/>
     <w:p>
       <w:pPr>
         <w:pStyle w:val="Heading2"/>
@@ -6990,24 +7255,49 @@
     <w:p>
       <w:pPr>
         <w:pStyle w:val="FirstParagraph"/>
+      </w:pPr>
+      <w:r>
+        <w:t xml:space="preserve">The figure below comes from</w:t>
+      </w:r>
+      <w:r>
+        <w:t xml:space="preserve"> </w:t>
+      </w:r>
+      <w:hyperlink r:id="rId101">
+        <w:r>
+          <w:rPr>
+            <w:rStyle w:val="Hyperlink"/>
+          </w:rPr>
+          <w:t xml:space="preserve">Pease et al (2025)</w:t>
+        </w:r>
+      </w:hyperlink>
+      <w:r>
+        <w:t xml:space="preserve"> </w:t>
+      </w:r>
+      <w:r>
+        <w:t xml:space="preserve">who were looking at how light pollution alters bird daily activity. In their paper, published in Science, they used more than 60 million detections of hundreds of species and linked each detection to satellite-derived light at night. This figure shows their data processing, going from raw data (Unfiltered detections), to semi-processed (Filtered detections), down to what they used in the model (Response variable).</w:t>
+      </w:r>
+    </w:p>
+    <w:p>
+      <w:pPr>
+        <w:pStyle w:val="BodyText"/>
       </w:pPr>
       <w:r>
         <w:drawing>
           <wp:inline>
             <wp:extent cx="4677877" cy="3869355"/>
             <wp:effectExtent b="0" l="0" r="0" t="0"/>
-            <wp:docPr descr="" title="" id="100" name="Picture"/>
+            <wp:docPr descr="" title="" id="103" name="Picture"/>
             <a:graphic>
               <a:graphicData uri="http://schemas.openxmlformats.org/drawingml/2006/picture">
                 <pic:pic>
                   <pic:nvPicPr>
-                    <pic:cNvPr descr="Figures/Birds.png" id="101" name="Picture"/>
+                    <pic:cNvPr descr="Figures/Birds.png" id="104" name="Picture"/>
                     <pic:cNvPicPr>
                       <a:picLocks noChangeArrowheads="1" noChangeAspect="1"/>
                     </pic:cNvPicPr>
                   </pic:nvPicPr>
                   <pic:blipFill>
-                    <a:blip r:embed="rId99"/>
+                    <a:blip r:embed="rId102"/>
                     <a:stretch>
                       <a:fillRect/>
                     </a:stretch>
@@ -7034,8 +7324,8 @@
         </w:drawing>
       </w:r>
     </w:p>
-    <w:bookmarkEnd w:id="102"/>
-    <w:bookmarkStart w:id="106" w:name="marmosets-and-ketamine"/>
+    <w:bookmarkEnd w:id="105"/>
+    <w:bookmarkStart w:id="110" w:name="marmosets-and-ketamine"/>
     <w:p>
       <w:pPr>
         <w:pStyle w:val="Heading2"/>
@@ -7047,24 +7337,46 @@
     <w:p>
       <w:pPr>
         <w:pStyle w:val="FirstParagraph"/>
+      </w:pPr>
+      <w:r>
+        <w:t xml:space="preserve">The next figure comes from</w:t>
+      </w:r>
+      <w:r>
+        <w:t xml:space="preserve"> </w:t>
+      </w:r>
+      <w:hyperlink r:id="rId106">
+        <w:r>
+          <w:rPr>
+            <w:rStyle w:val="Hyperlink"/>
+          </w:rPr>
+          <w:t xml:space="preserve">Wood et al (2025)</w:t>
+        </w:r>
+      </w:hyperlink>
+      <w:r>
+        <w:t xml:space="preserve">, also published in Science. Honestly, I don’t really get this paper and I don’t know how to summarise it. The authors did something to monkey brains. There was ketamine. There were vehicles. I don’t know man. Anyway, here’s the figure…</w:t>
+      </w:r>
+    </w:p>
+    <w:p>
+      <w:pPr>
+        <w:pStyle w:val="BodyText"/>
       </w:pPr>
       <w:r>
         <w:drawing>
           <wp:inline>
-            <wp:extent cx="2300437" cy="2964581"/>
+            <wp:extent cx="3762375" cy="4848583"/>
             <wp:effectExtent b="0" l="0" r="0" t="0"/>
-            <wp:docPr descr="" title="" id="104" name="Picture"/>
+            <wp:docPr descr="" title="" id="108" name="Picture"/>
             <a:graphic>
               <a:graphicData uri="http://schemas.openxmlformats.org/drawingml/2006/picture">
                 <pic:pic>
                   <pic:nvPicPr>
-                    <pic:cNvPr descr="Figures/Ketamine.png" id="105" name="Picture"/>
+                    <pic:cNvPr descr="Figures/Ketamine.png" id="109" name="Picture"/>
                     <pic:cNvPicPr>
                       <a:picLocks noChangeArrowheads="1" noChangeAspect="1"/>
                     </pic:cNvPicPr>
                   </pic:nvPicPr>
                   <pic:blipFill>
-                    <a:blip r:embed="rId103"/>
+                    <a:blip r:embed="rId107"/>
                     <a:stretch>
                       <a:fillRect/>
                     </a:stretch>
@@ -7072,7 +7384,7 @@
                   <pic:spPr bwMode="auto">
                     <a:xfrm>
                       <a:off x="0" y="0"/>
-                      <a:ext cx="2300437" cy="2964581"/>
+                      <a:ext cx="3762375" cy="4848583"/>
                     </a:xfrm>
                     <a:prstGeom prst="rect">
                       <a:avLst/>
@@ -7091,8 +7403,8 @@
         </w:drawing>
       </w:r>
     </w:p>
-    <w:bookmarkEnd w:id="106"/>
-    <w:bookmarkEnd w:id="107"/>
+    <w:bookmarkEnd w:id="110"/>
+    <w:bookmarkEnd w:id="111"/>
     <w:sectPr>
       <w:pgSz w:h="15840" w:w="12240"/>
       <w:pgMar w:bottom="1440" w:footer="720" w:gutter="0" w:header="720" w:left="1440" w:right="1440" w:top="1440"/>
@@ -7126,7 +7438,7 @@
 </file>
 
 <file path=word/numbering.xml><?xml version="1.0" encoding="utf-8"?>
-<w:numbering xmlns:aink="http://schemas.microsoft.com/office/drawing/2016/ink" xmlns:am3d="http://schemas.microsoft.com/office/drawing/2017/model3d" xmlns:cx="http://schemas.microsoft.com/office/drawing/2014/chartex" xmlns:cx1="http://schemas.microsoft.com/office/drawing/2015/9/8/chartex" xmlns:cx2="http://schemas.microsoft.com/office/drawing/2015/10/21/chartex" xmlns:cx3="http://schemas.microsoft.com/office/drawing/2016/5/9/chartex" xmlns:cx4="http://schemas.microsoft.com/office/drawing/2016/5/10/chartex" xmlns:cx5="http://schemas.microsoft.com/office/drawing/2016/5/11/chartex" xmlns:cx6="http://schemas.microsoft.com/office/drawing/2016/5/12/chartex" xmlns:cx7="http://schemas.microsoft.com/office/drawing/2016/5/13/chartex" xmlns:cx8="http://schemas.microsoft.com/office/drawing/2016/5/14/chartex" xmlns:m="http://schemas.openxmlformats.org/officeDocument/2006/math" xmlns:mc="http://schemas.openxmlformats.org/markup-compatibility/2006" xmlns:o="urn:schemas-microsoft-com:office:office" xmlns:oel="http://schemas.microsoft.com/office/2019/extlst" xmlns:r="http://schemas.openxmlformats.org/officeDocument/2006/relationships" xmlns:v="urn:schemas-microsoft-com:vml" xmlns:w="http://schemas.openxmlformats.org/wordprocessingml/2006/main" xmlns:w10="urn:schemas-microsoft-com:office:word" xmlns:w14="http://schemas.microsoft.com/office/word/2010/wordml" xmlns:w15="http://schemas.microsoft.com/office/word/2012/wordml" xmlns:w16="http://schemas.microsoft.com/office/word/2018/wordml" xmlns:w16cex="http://schemas.microsoft.com/office/word/2018/wordml/cex" xmlns:w16cid="http://schemas.microsoft.com/office/word/2016/wordml/cid" xmlns:w16du="http://schemas.microsoft.com/office/word/2023/wordml/word16du" xmlns:w16sdtdh="http://schemas.microsoft.com/office/word/2020/wordml/sdtdatahash" xmlns:w16se="http://schemas.microsoft.com/office/word/2015/wordml/symex" xmlns:wne="http://schemas.microsoft.com/office/word/2006/wordml" xmlns:wp="http://schemas.openxmlformats.org/drawingml/2006/wordprocessingDrawing" xmlns:wp14="http://schemas.microsoft.com/office/word/2010/wordprocessingDrawing" xmlns:wpc="http://schemas.microsoft.com/office/word/2010/wordprocessingCanvas" xmlns:wpg="http://schemas.microsoft.com/office/word/2010/wordprocessingGroup" xmlns:wpi="http://schemas.microsoft.com/office/word/2010/wordprocessingInk" xmlns:wps="http://schemas.microsoft.com/office/word/2010/wordprocessingShape" mc:Ignorable="w14 w15 w16se w16cid w16 w16cex w16sdtdh w16du wp14">
+<w:numbering xmlns:aink="http://schemas.microsoft.com/office/drawing/2016/ink" xmlns:am3d="http://schemas.microsoft.com/office/drawing/2017/model3d" xmlns:cx="http://schemas.microsoft.com/office/drawing/2014/chartex" xmlns:cx1="http://schemas.microsoft.com/office/drawing/2015/9/8/chartex" xmlns:cx2="http://schemas.microsoft.com/office/drawing/2015/10/21/chartex" xmlns:cx3="http://schemas.microsoft.com/office/drawing/2016/5/9/chartex" xmlns:cx4="http://schemas.microsoft.com/office/drawing/2016/5/10/chartex" xmlns:cx5="http://schemas.microsoft.com/office/drawing/2016/5/11/chartex" xmlns:cx6="http://schemas.microsoft.com/office/drawing/2016/5/12/chartex" xmlns:cx7="http://schemas.microsoft.com/office/drawing/2016/5/13/chartex" xmlns:cx8="http://schemas.microsoft.com/office/drawing/2016/5/14/chartex" xmlns:m="http://schemas.openxmlformats.org/officeDocument/2006/math" xmlns:mc="http://schemas.openxmlformats.org/markup-compatibility/2006" xmlns:o="urn:schemas-microsoft-com:office:office" xmlns:oel="http://schemas.microsoft.com/office/2019/extlst" xmlns:r="http://schemas.openxmlformats.org/officeDocument/2006/relationships" xmlns:v="urn:schemas-microsoft-com:vml" xmlns:w="http://schemas.openxmlformats.org/wordprocessingml/2006/main" xmlns:w10="urn:schemas-microsoft-com:office:word" xmlns:w14="http://schemas.microsoft.com/office/word/2010/wordml" xmlns:w15="http://schemas.microsoft.com/office/word/2012/wordml" xmlns:w16="http://schemas.microsoft.com/office/word/2018/wordml" xmlns:w16cex="http://schemas.microsoft.com/office/word/2018/wordml/cex" xmlns:w16cid="http://schemas.microsoft.com/office/word/2016/wordml/cid" xmlns:w16du="http://schemas.microsoft.com/office/word/2023/wordml/word16du" xmlns:w16sdtdh="http://schemas.microsoft.com/office/word/2020/wordml/sdtdatahash" xmlns:w16sdtfl="http://schemas.microsoft.com/office/word/2024/wordml/sdtformatlock" xmlns:w16se="http://schemas.microsoft.com/office/word/2015/wordml/symex" xmlns:wne="http://schemas.microsoft.com/office/word/2006/wordml" xmlns:wp="http://schemas.openxmlformats.org/drawingml/2006/wordprocessingDrawing" xmlns:wp14="http://schemas.microsoft.com/office/word/2010/wordprocessingDrawing" xmlns:wpc="http://schemas.microsoft.com/office/word/2010/wordprocessingCanvas" xmlns:wpg="http://schemas.microsoft.com/office/word/2010/wordprocessingGroup" xmlns:wpi="http://schemas.microsoft.com/office/word/2010/wordprocessingInk" xmlns:wps="http://schemas.microsoft.com/office/word/2010/wordprocessingShape" mc:Ignorable="w14 w15 w16se w16cid w16 w16cex w16sdtdh w16sdtfl w16du wp14">
   <w:abstractNum w15:restartNumberingAfterBreak="0" w:abstractNumId="0">
     <w:nsid w:val="0000A990"/>
     <w:multiLevelType w:val="multilevel"/>
@@ -7661,7 +7973,7 @@
 </file>
 
 <file path=word/styles.xml><?xml version="1.0" encoding="utf-8"?>
-<w:styles xmlns:mc="http://schemas.openxmlformats.org/markup-compatibility/2006" xmlns:r="http://schemas.openxmlformats.org/officeDocument/2006/relationships" xmlns:w="http://schemas.openxmlformats.org/wordprocessingml/2006/main" xmlns:w14="http://schemas.microsoft.com/office/word/2010/wordml" xmlns:w15="http://schemas.microsoft.com/office/word/2012/wordml" xmlns:w16="http://schemas.microsoft.com/office/word/2018/wordml" xmlns:w16cex="http://schemas.microsoft.com/office/word/2018/wordml/cex" xmlns:w16cid="http://schemas.microsoft.com/office/word/2016/wordml/cid" xmlns:w16du="http://schemas.microsoft.com/office/word/2023/wordml/word16du" xmlns:w16sdtdh="http://schemas.microsoft.com/office/word/2020/wordml/sdtdatahash" xmlns:w16se="http://schemas.microsoft.com/office/word/2015/wordml/symex" mc:Ignorable="w14 w15 w16se w16cid w16 w16cex w16sdtdh w16du">
+<w:styles xmlns:mc="http://schemas.openxmlformats.org/markup-compatibility/2006" xmlns:r="http://schemas.openxmlformats.org/officeDocument/2006/relationships" xmlns:w="http://schemas.openxmlformats.org/wordprocessingml/2006/main" xmlns:w14="http://schemas.microsoft.com/office/word/2010/wordml" xmlns:w15="http://schemas.microsoft.com/office/word/2012/wordml" xmlns:w16="http://schemas.microsoft.com/office/word/2018/wordml" xmlns:w16cex="http://schemas.microsoft.com/office/word/2018/wordml/cex" xmlns:w16cid="http://schemas.microsoft.com/office/word/2016/wordml/cid" xmlns:w16du="http://schemas.microsoft.com/office/word/2023/wordml/word16du" xmlns:w16sdtdh="http://schemas.microsoft.com/office/word/2020/wordml/sdtdatahash" xmlns:w16sdtfl="http://schemas.microsoft.com/office/word/2024/wordml/sdtformatlock" xmlns:w16se="http://schemas.microsoft.com/office/word/2015/wordml/symex" mc:Ignorable="w14 w15 w16se w16cid w16 w16cex w16sdtdh w16sdtfl w16du">
   <w:docDefaults>
     <w:rPrDefault>
       <w:rPr>
@@ -8355,9 +8667,10 @@
     <w:name w:val="Verbatim Char"/>
     <w:basedOn w:val="CaptionChar"/>
     <w:link w:val="SourceCode"/>
-    <w:rsid w:val="00F34E30"/>
+    <w:rsid w:val="00796E50"/>
     <w:rPr>
       <w:rFonts w:ascii="Consolas" w:hAnsi="Consolas"/>
+      <w:sz w:val="22"/>
       <w:shd w:color="auto" w:fill="F8F8F8" w:val="clear"/>
     </w:rPr>
   </w:style>
@@ -8402,10 +8715,11 @@
     <w:name w:val="Source Code"/>
     <w:basedOn w:val="Normal"/>
     <w:link w:val="VerbatimChar"/>
-    <w:rsid w:val="00F34E30"/>
+    <w:rsid w:val="00796E50"/>
     <w:pPr>
       <w:shd w:color="auto" w:fill="F8F8F8" w:val="clear"/>
       <w:wordWrap w:val="0"/>
+      <w:textboxTightWrap w:val="allLines"/>
     </w:pPr>
     <w:rPr>
       <w:rFonts w:ascii="Consolas" w:hAnsi="Consolas"/>
@@ -8418,6 +8732,7 @@
       <w:rFonts w:ascii="Consolas" w:hAnsi="Consolas"/>
       <w:b/>
       <w:color w:val="204A87"/>
+      <w:sz w:val="22"/>
       <w:shd w:color="auto" w:fill="F8F8F8" w:val="clear"/>
     </w:rPr>
   </w:style>
@@ -8427,6 +8742,7 @@
     <w:rPr>
       <w:rFonts w:ascii="Consolas" w:hAnsi="Consolas"/>
       <w:color w:val="204A87"/>
+      <w:sz w:val="22"/>
       <w:shd w:color="auto" w:fill="F8F8F8" w:val="clear"/>
     </w:rPr>
   </w:style>
@@ -8436,6 +8752,7 @@
     <w:rPr>
       <w:rFonts w:ascii="Consolas" w:hAnsi="Consolas"/>
       <w:color w:val="0000CF"/>
+      <w:sz w:val="22"/>
       <w:shd w:color="auto" w:fill="F8F8F8" w:val="clear"/>
     </w:rPr>
   </w:style>
@@ -8445,6 +8762,7 @@
     <w:rPr>
       <w:rFonts w:ascii="Consolas" w:hAnsi="Consolas"/>
       <w:color w:val="0000CF"/>
+      <w:sz w:val="22"/>
       <w:shd w:color="auto" w:fill="F8F8F8" w:val="clear"/>
     </w:rPr>
   </w:style>
@@ -8454,6 +8772,7 @@
     <w:rPr>
       <w:rFonts w:ascii="Consolas" w:hAnsi="Consolas"/>
       <w:color w:val="0000CF"/>
+      <w:sz w:val="22"/>
       <w:shd w:color="auto" w:fill="F8F8F8" w:val="clear"/>
     </w:rPr>
   </w:style>
@@ -8464,6 +8783,7 @@
     <w:rPr>
       <w:rFonts w:ascii="Consolas" w:hAnsi="Consolas"/>
       <w:color w:themeColor="accent2" w:themeShade="BF" w:val="943634"/>
+      <w:sz w:val="22"/>
       <w:shd w:color="auto" w:fill="F8F8F8" w:val="clear"/>
     </w:rPr>
   </w:style>
@@ -8473,6 +8793,7 @@
     <w:rPr>
       <w:rFonts w:ascii="Consolas" w:hAnsi="Consolas"/>
       <w:color w:val="4E9A06"/>
+      <w:sz w:val="22"/>
       <w:shd w:color="auto" w:fill="F8F8F8" w:val="clear"/>
     </w:rPr>
   </w:style>
@@ -8483,6 +8804,7 @@
       <w:rFonts w:ascii="Consolas" w:hAnsi="Consolas"/>
       <w:b/>
       <w:color w:val="CE5C00"/>
+      <w:sz w:val="22"/>
       <w:shd w:color="auto" w:fill="F8F8F8" w:val="clear"/>
     </w:rPr>
   </w:style>
@@ -8492,6 +8814,7 @@
     <w:rPr>
       <w:rFonts w:ascii="Consolas" w:hAnsi="Consolas"/>
       <w:color w:val="4E9A06"/>
+      <w:sz w:val="22"/>
       <w:shd w:color="auto" w:fill="F8F8F8" w:val="clear"/>
     </w:rPr>
   </w:style>
@@ -8501,6 +8824,7 @@
     <w:rPr>
       <w:rFonts w:ascii="Consolas" w:hAnsi="Consolas"/>
       <w:color w:val="4E9A06"/>
+      <w:sz w:val="22"/>
       <w:shd w:color="auto" w:fill="F8F8F8" w:val="clear"/>
     </w:rPr>
   </w:style>
@@ -8510,6 +8834,7 @@
     <w:rPr>
       <w:rFonts w:ascii="Consolas" w:hAnsi="Consolas"/>
       <w:color w:val="4E9A06"/>
+      <w:sz w:val="22"/>
       <w:shd w:color="auto" w:fill="F8F8F8" w:val="clear"/>
     </w:rPr>
   </w:style>
@@ -8518,6 +8843,7 @@
     <w:basedOn w:val="VerbatimChar"/>
     <w:rPr>
       <w:rFonts w:ascii="Consolas" w:hAnsi="Consolas"/>
+      <w:sz w:val="22"/>
       <w:shd w:color="auto" w:fill="F8F8F8" w:val="clear"/>
     </w:rPr>
   </w:style>
@@ -8529,6 +8855,7 @@
       <w:rFonts w:ascii="Consolas" w:hAnsi="Consolas"/>
       <w:i/>
       <w:color w:themeColor="accent4" w:themeTint="99" w:val="B2A1C7"/>
+      <w:sz w:val="22"/>
       <w:shd w:color="auto" w:fill="F8F8F8" w:val="clear"/>
     </w:rPr>
   </w:style>
@@ -8540,6 +8867,7 @@
       <w:b/>
       <w:i/>
       <w:color w:val="8F5902"/>
+      <w:sz w:val="22"/>
       <w:shd w:color="auto" w:fill="F8F8F8" w:val="clear"/>
     </w:rPr>
   </w:style>
@@ -8551,6 +8879,7 @@
       <w:b/>
       <w:i/>
       <w:color w:val="8F5902"/>
+      <w:sz w:val="22"/>
       <w:shd w:color="auto" w:fill="F8F8F8" w:val="clear"/>
     </w:rPr>
   </w:style>
@@ -8562,6 +8891,7 @@
       <w:b/>
       <w:i/>
       <w:color w:val="8F5902"/>
+      <w:sz w:val="22"/>
       <w:shd w:color="auto" w:fill="F8F8F8" w:val="clear"/>
     </w:rPr>
   </w:style>
@@ -8571,6 +8901,7 @@
     <w:rPr>
       <w:rFonts w:ascii="Consolas" w:hAnsi="Consolas"/>
       <w:color w:val="8F5902"/>
+      <w:sz w:val="22"/>
       <w:shd w:color="auto" w:fill="F8F8F8" w:val="clear"/>
     </w:rPr>
   </w:style>
@@ -8582,6 +8913,7 @@
       <w:rFonts w:ascii="Consolas" w:hAnsi="Consolas"/>
       <w:b/>
       <w:color w:themeColor="accent6" w:val="F79646"/>
+      <w:sz w:val="22"/>
       <w:shd w:color="auto" w:fill="F8F8F8" w:val="clear"/>
     </w:rPr>
   </w:style>
@@ -8591,6 +8923,7 @@
     <w:rPr>
       <w:rFonts w:ascii="Consolas" w:hAnsi="Consolas"/>
       <w:color w:val="000000"/>
+      <w:sz w:val="22"/>
       <w:shd w:color="auto" w:fill="F8F8F8" w:val="clear"/>
     </w:rPr>
   </w:style>
@@ -8601,6 +8934,7 @@
       <w:rFonts w:ascii="Consolas" w:hAnsi="Consolas"/>
       <w:b/>
       <w:color w:val="204A87"/>
+      <w:sz w:val="22"/>
       <w:shd w:color="auto" w:fill="F8F8F8" w:val="clear"/>
     </w:rPr>
   </w:style>
@@ -8611,6 +8945,7 @@
       <w:rFonts w:ascii="Consolas" w:hAnsi="Consolas"/>
       <w:b/>
       <w:color w:val="CE5C00"/>
+      <w:sz w:val="22"/>
       <w:shd w:color="auto" w:fill="F8F8F8" w:val="clear"/>
     </w:rPr>
   </w:style>
@@ -8619,6 +8954,7 @@
     <w:basedOn w:val="VerbatimChar"/>
     <w:rPr>
       <w:rFonts w:ascii="Consolas" w:hAnsi="Consolas"/>
+      <w:sz w:val="22"/>
       <w:shd w:color="auto" w:fill="F8F8F8" w:val="clear"/>
     </w:rPr>
   </w:style>
@@ -8627,6 +8963,7 @@
     <w:basedOn w:val="VerbatimChar"/>
     <w:rPr>
       <w:rFonts w:ascii="Consolas" w:hAnsi="Consolas"/>
+      <w:sz w:val="22"/>
       <w:shd w:color="auto" w:fill="F8F8F8" w:val="clear"/>
     </w:rPr>
   </w:style>
@@ -8637,6 +8974,7 @@
       <w:rFonts w:ascii="Consolas" w:hAnsi="Consolas"/>
       <w:i/>
       <w:color w:val="8F5902"/>
+      <w:sz w:val="22"/>
       <w:shd w:color="auto" w:fill="F8F8F8" w:val="clear"/>
     </w:rPr>
   </w:style>
@@ -8646,6 +8984,7 @@
     <w:rPr>
       <w:rFonts w:ascii="Consolas" w:hAnsi="Consolas"/>
       <w:color w:val="204A87"/>
+      <w:sz w:val="22"/>
       <w:shd w:color="auto" w:fill="F8F8F8" w:val="clear"/>
     </w:rPr>
   </w:style>
@@ -8654,6 +8993,7 @@
     <w:basedOn w:val="VerbatimChar"/>
     <w:rPr>
       <w:rFonts w:ascii="Consolas" w:hAnsi="Consolas"/>
+      <w:sz w:val="22"/>
       <w:shd w:color="auto" w:fill="F8F8F8" w:val="clear"/>
     </w:rPr>
   </w:style>
@@ -8665,6 +9005,7 @@
       <w:b/>
       <w:i/>
       <w:color w:val="8F5902"/>
+      <w:sz w:val="22"/>
       <w:shd w:color="auto" w:fill="F8F8F8" w:val="clear"/>
     </w:rPr>
   </w:style>
@@ -8676,6 +9017,7 @@
       <w:b/>
       <w:i/>
       <w:color w:val="8F5902"/>
+      <w:sz w:val="22"/>
       <w:shd w:color="auto" w:fill="F8F8F8" w:val="clear"/>
     </w:rPr>
   </w:style>
@@ -8685,6 +9027,7 @@
     <w:rPr>
       <w:rFonts w:ascii="Consolas" w:hAnsi="Consolas"/>
       <w:color w:val="EF2929"/>
+      <w:sz w:val="22"/>
       <w:shd w:color="auto" w:fill="F8F8F8" w:val="clear"/>
     </w:rPr>
   </w:style>
@@ -8695,6 +9038,7 @@
       <w:rFonts w:ascii="Consolas" w:hAnsi="Consolas"/>
       <w:b/>
       <w:color w:val="A40000"/>
+      <w:sz w:val="22"/>
       <w:shd w:color="auto" w:fill="F8F8F8" w:val="clear"/>
     </w:rPr>
   </w:style>
@@ -8705,6 +9049,7 @@
     <w:rPr>
       <w:rFonts w:ascii="Consolas" w:hAnsi="Consolas"/>
       <w:color w:themeColor="text1" w:themeTint="F2" w:val="0D0D0D"/>
+      <w:sz w:val="22"/>
       <w:shd w:color="auto" w:fill="F8F8F8" w:val="clear"/>
     </w:rPr>
   </w:style>
